--- a/Presentation/Detailed Business Plan.docx
+++ b/Presentation/Detailed Business Plan.docx
@@ -35,6 +35,104 @@
           <w:u w:val="thick"/>
         </w:rPr>
         <w:t>Features</w:t>
+      </w:r>
+    </w:p>
+    <w:p>
+      <w:pPr>
+        <w:rPr>
+          <w:color w:val="000000" w:themeColor="text1"/>
+          <w:sz w:val="32"/>
+          <w:szCs w:val="32"/>
+          <w:u w:val="single"/>
+        </w:rPr>
+      </w:pPr>
+      <w:r>
+        <w:rPr>
+          <w:color w:val="000000" w:themeColor="text1"/>
+          <w:sz w:val="32"/>
+          <w:szCs w:val="32"/>
+          <w:highlight w:val="cyan"/>
+          <w:u w:val="single"/>
+        </w:rPr>
+        <w:t>Phase1</w:t>
+      </w:r>
+    </w:p>
+    <w:p>
+      <w:pPr>
+        <w:rPr>
+          <w:color w:val="000000" w:themeColor="text1"/>
+          <w:sz w:val="32"/>
+          <w:szCs w:val="32"/>
+          <w:u w:val="single"/>
+        </w:rPr>
+      </w:pPr>
+      <w:r>
+        <w:rPr>
+          <w:color w:val="000000" w:themeColor="text1"/>
+          <w:sz w:val="32"/>
+          <w:szCs w:val="32"/>
+          <w:highlight w:val="yellow"/>
+          <w:u w:val="single"/>
+        </w:rPr>
+        <w:t>Phase 2</w:t>
+      </w:r>
+    </w:p>
+    <w:p>
+      <w:pPr>
+        <w:rPr>
+          <w:color w:val="000000" w:themeColor="text1"/>
+          <w:sz w:val="32"/>
+          <w:szCs w:val="32"/>
+          <w:u w:val="single"/>
+        </w:rPr>
+      </w:pPr>
+      <w:r>
+        <w:rPr>
+          <w:color w:val="000000" w:themeColor="text1"/>
+          <w:sz w:val="32"/>
+          <w:szCs w:val="32"/>
+          <w:highlight w:val="magenta"/>
+          <w:u w:val="single"/>
+        </w:rPr>
+        <w:t>Phase 3</w:t>
+      </w:r>
+    </w:p>
+    <w:p>
+      <w:pPr>
+        <w:rPr>
+          <w:color w:val="000000" w:themeColor="text1"/>
+          <w:sz w:val="32"/>
+          <w:szCs w:val="32"/>
+        </w:rPr>
+      </w:pPr>
+      <w:r>
+        <w:rPr>
+          <w:color w:val="000000" w:themeColor="text1"/>
+          <w:sz w:val="32"/>
+          <w:szCs w:val="32"/>
+          <w:highlight w:val="darkGray"/>
+          <w:u w:val="single"/>
+        </w:rPr>
+        <w:t>Phase</w:t>
+      </w:r>
+      <w:r>
+        <w:rPr>
+          <w:color w:val="000000" w:themeColor="text1"/>
+          <w:sz w:val="32"/>
+          <w:szCs w:val="32"/>
+          <w:u w:val="single"/>
+        </w:rPr>
+        <w:t xml:space="preserve"> </w:t>
+      </w:r>
+      <w:r>
+        <w:rPr>
+          <w:color w:val="000000" w:themeColor="text1"/>
+          <w:sz w:val="32"/>
+          <w:szCs w:val="32"/>
+          <w:highlight w:val="darkGray"/>
+          <w:u w:val="single"/>
+        </w:rPr>
+        <w:t>4</w:t>
       </w:r>
     </w:p>
     <w:p>
@@ -77,13 +175,15 @@
           <w:color w:val="000000" w:themeColor="text1"/>
           <w:sz w:val="28"/>
           <w:szCs w:val="28"/>
-        </w:rPr>
-      </w:pPr>
-      <w:r>
-        <w:rPr>
-          <w:color w:val="000000" w:themeColor="text1"/>
-          <w:sz w:val="28"/>
-          <w:szCs w:val="28"/>
+          <w:highlight w:val="cyan"/>
+        </w:rPr>
+      </w:pPr>
+      <w:r>
+        <w:rPr>
+          <w:color w:val="000000" w:themeColor="text1"/>
+          <w:sz w:val="28"/>
+          <w:szCs w:val="28"/>
+          <w:highlight w:val="cyan"/>
         </w:rPr>
         <w:t xml:space="preserve">Profile, Player </w:t>
       </w:r>
@@ -92,6 +192,7 @@
           <w:color w:val="000000" w:themeColor="text1"/>
           <w:sz w:val="28"/>
           <w:szCs w:val="28"/>
+          <w:highlight w:val="cyan"/>
         </w:rPr>
         <w:t>Position</w:t>
       </w:r>
@@ -110,13 +211,15 @@
           <w:color w:val="000000" w:themeColor="text1"/>
           <w:sz w:val="28"/>
           <w:szCs w:val="28"/>
-        </w:rPr>
-      </w:pPr>
-      <w:r>
-        <w:rPr>
-          <w:color w:val="000000" w:themeColor="text1"/>
-          <w:sz w:val="28"/>
-          <w:szCs w:val="28"/>
+          <w:highlight w:val="cyan"/>
+        </w:rPr>
+      </w:pPr>
+      <w:r>
+        <w:rPr>
+          <w:color w:val="000000" w:themeColor="text1"/>
+          <w:sz w:val="28"/>
+          <w:szCs w:val="28"/>
+          <w:highlight w:val="cyan"/>
         </w:rPr>
         <w:t>Rating on the venue</w:t>
       </w:r>
@@ -135,13 +238,15 @@
           <w:color w:val="000000" w:themeColor="text1"/>
           <w:sz w:val="28"/>
           <w:szCs w:val="28"/>
-        </w:rPr>
-      </w:pPr>
-      <w:r>
-        <w:rPr>
-          <w:color w:val="000000" w:themeColor="text1"/>
-          <w:sz w:val="28"/>
-          <w:szCs w:val="28"/>
+          <w:highlight w:val="cyan"/>
+        </w:rPr>
+      </w:pPr>
+      <w:r>
+        <w:rPr>
+          <w:color w:val="000000" w:themeColor="text1"/>
+          <w:sz w:val="28"/>
+          <w:szCs w:val="28"/>
+          <w:highlight w:val="cyan"/>
         </w:rPr>
         <w:t>Chat between player and venue owner</w:t>
       </w:r>
@@ -160,15 +265,44 @@
           <w:color w:val="000000" w:themeColor="text1"/>
           <w:sz w:val="28"/>
           <w:szCs w:val="28"/>
-        </w:rPr>
-      </w:pPr>
-      <w:r>
-        <w:rPr>
-          <w:color w:val="000000" w:themeColor="text1"/>
-          <w:sz w:val="28"/>
-          <w:szCs w:val="28"/>
-        </w:rPr>
-        <w:t>E-Commerce Store for Sports Equipment (phase 3)</w:t>
+          <w:highlight w:val="darkGray"/>
+        </w:rPr>
+      </w:pPr>
+      <w:r>
+        <w:rPr>
+          <w:color w:val="000000" w:themeColor="text1"/>
+          <w:sz w:val="28"/>
+          <w:szCs w:val="28"/>
+          <w:highlight w:val="darkGray"/>
+        </w:rPr>
+        <w:t xml:space="preserve">E-Commerce Store for Sports Equipment (phase </w:t>
+      </w:r>
+      <w:r>
+        <w:rPr>
+          <w:color w:val="000000" w:themeColor="text1"/>
+          <w:sz w:val="28"/>
+          <w:szCs w:val="28"/>
+          <w:highlight w:val="darkGray"/>
+        </w:rPr>
+        <w:t>4</w:t>
+      </w:r>
+      <w:r>
+        <w:rPr>
+          <w:color w:val="000000" w:themeColor="text1"/>
+          <w:sz w:val="28"/>
+          <w:szCs w:val="28"/>
+          <w:highlight w:val="darkGray"/>
+        </w:rPr>
+        <w:t>)</w:t>
+      </w:r>
+      <w:r>
+        <w:rPr>
+          <w:color w:val="000000" w:themeColor="text1"/>
+          <w:sz w:val="28"/>
+          <w:szCs w:val="28"/>
+          <w:highlight w:val="darkGray"/>
+        </w:rPr>
+        <w:t xml:space="preserve"> or (phase 3)</w:t>
       </w:r>
     </w:p>
     <w:p>
@@ -185,6 +319,7 @@
           <w:color w:val="000000" w:themeColor="text1"/>
           <w:sz w:val="28"/>
           <w:szCs w:val="28"/>
+          <w:highlight w:val="cyan"/>
         </w:rPr>
       </w:pPr>
       <w:r>
@@ -193,6 +328,7 @@
           <w:color w:val="000000" w:themeColor="text1"/>
           <w:sz w:val="28"/>
           <w:szCs w:val="28"/>
+          <w:highlight w:val="cyan"/>
           <w:rtl/>
           <w:lang w:bidi="ar-EG"/>
         </w:rPr>
@@ -203,6 +339,7 @@
           <w:color w:val="000000" w:themeColor="text1"/>
           <w:sz w:val="28"/>
           <w:szCs w:val="28"/>
+          <w:highlight w:val="cyan"/>
           <w:lang w:bidi="ar-EG"/>
         </w:rPr>
         <w:t>(</w:t>
@@ -213,6 +350,7 @@
           <w:color w:val="000000" w:themeColor="text1"/>
           <w:sz w:val="28"/>
           <w:szCs w:val="28"/>
+          <w:highlight w:val="cyan"/>
           <w:rtl/>
           <w:lang w:bidi="ar-EG"/>
         </w:rPr>
@@ -224,6 +362,7 @@
           <w:color w:val="000000" w:themeColor="text1"/>
           <w:sz w:val="28"/>
           <w:szCs w:val="28"/>
+          <w:highlight w:val="cyan"/>
           <w:rtl/>
           <w:lang w:bidi="ar-EG"/>
         </w:rPr>
@@ -244,6 +383,7 @@
           <w:color w:val="000000" w:themeColor="text1"/>
           <w:sz w:val="28"/>
           <w:szCs w:val="28"/>
+          <w:highlight w:val="cyan"/>
         </w:rPr>
       </w:pPr>
       <w:r>
@@ -252,6 +392,7 @@
           <w:color w:val="000000" w:themeColor="text1"/>
           <w:sz w:val="28"/>
           <w:szCs w:val="28"/>
+          <w:highlight w:val="cyan"/>
           <w:rtl/>
           <w:lang w:bidi="ar-EG"/>
         </w:rPr>
@@ -272,13 +413,15 @@
           <w:color w:val="000000" w:themeColor="text1"/>
           <w:sz w:val="28"/>
           <w:szCs w:val="28"/>
-        </w:rPr>
-      </w:pPr>
-      <w:r>
-        <w:rPr>
-          <w:color w:val="000000" w:themeColor="text1"/>
-          <w:sz w:val="28"/>
-          <w:szCs w:val="28"/>
+          <w:highlight w:val="cyan"/>
+        </w:rPr>
+      </w:pPr>
+      <w:r>
+        <w:rPr>
+          <w:color w:val="000000" w:themeColor="text1"/>
+          <w:sz w:val="28"/>
+          <w:szCs w:val="28"/>
+          <w:highlight w:val="cyan"/>
           <w:lang w:bidi="ar-EG"/>
         </w:rPr>
         <w:t xml:space="preserve">Player </w:t>
@@ -289,6 +432,7 @@
           <w:color w:val="000000" w:themeColor="text1"/>
           <w:sz w:val="28"/>
           <w:szCs w:val="28"/>
+          <w:highlight w:val="cyan"/>
           <w:lang w:bidi="ar-EG"/>
         </w:rPr>
         <w:t>Finder ,</w:t>
@@ -299,6 +443,7 @@
           <w:color w:val="000000" w:themeColor="text1"/>
           <w:sz w:val="28"/>
           <w:szCs w:val="28"/>
+          <w:highlight w:val="cyan"/>
           <w:lang w:bidi="ar-EG"/>
         </w:rPr>
         <w:t xml:space="preserve"> </w:t>
@@ -309,6 +454,7 @@
           <w:color w:val="000000" w:themeColor="text1"/>
           <w:sz w:val="28"/>
           <w:szCs w:val="28"/>
+          <w:highlight w:val="cyan"/>
           <w:lang w:bidi="ar-EG"/>
         </w:rPr>
         <w:t>Be</w:t>
@@ -319,6 +465,7 @@
           <w:color w:val="000000" w:themeColor="text1"/>
           <w:sz w:val="28"/>
           <w:szCs w:val="28"/>
+          <w:highlight w:val="cyan"/>
           <w:lang w:bidi="ar-EG"/>
         </w:rPr>
         <w:t xml:space="preserve"> able to see </w:t>
@@ -328,6 +475,7 @@
           <w:color w:val="000000" w:themeColor="text1"/>
           <w:sz w:val="28"/>
           <w:szCs w:val="28"/>
+          <w:highlight w:val="cyan"/>
           <w:lang w:bidi="ar-EG"/>
         </w:rPr>
         <w:t>the people</w:t>
@@ -337,6 +485,7 @@
           <w:color w:val="000000" w:themeColor="text1"/>
           <w:sz w:val="28"/>
           <w:szCs w:val="28"/>
+          <w:highlight w:val="cyan"/>
           <w:lang w:bidi="ar-EG"/>
         </w:rPr>
         <w:t xml:space="preserve"> in the booking in the Form of Player </w:t>
@@ -347,6 +496,7 @@
           <w:color w:val="000000" w:themeColor="text1"/>
           <w:sz w:val="28"/>
           <w:szCs w:val="28"/>
+          <w:highlight w:val="cyan"/>
           <w:lang w:bidi="ar-EG"/>
         </w:rPr>
         <w:t>Cards</w:t>
@@ -356,6 +506,7 @@
           <w:color w:val="000000" w:themeColor="text1"/>
           <w:sz w:val="28"/>
           <w:szCs w:val="28"/>
+          <w:highlight w:val="cyan"/>
           <w:lang w:bidi="ar-EG"/>
         </w:rPr>
         <w:t>(</w:t>
@@ -366,48 +517,77 @@
           <w:color w:val="000000" w:themeColor="text1"/>
           <w:sz w:val="28"/>
           <w:szCs w:val="28"/>
-          <w:lang w:bidi="ar-EG"/>
-        </w:rPr>
-        <w:t>ex. FIFA Player Cards but Simpler)</w:t>
-      </w:r>
-    </w:p>
-    <w:p>
-      <w:pPr>
-        <w:pStyle w:val="ListParagraph"/>
-        <w:jc w:val="center"/>
-        <w:rPr>
-          <w:color w:val="000000" w:themeColor="text1"/>
-          <w:sz w:val="28"/>
-          <w:szCs w:val="28"/>
-        </w:rPr>
-      </w:pPr>
-      <w:r>
-        <w:rPr>
-          <w:color w:val="000000" w:themeColor="text1"/>
-          <w:sz w:val="28"/>
-          <w:szCs w:val="28"/>
-          <w:highlight w:val="green"/>
-        </w:rPr>
-        <w:t xml:space="preserve">For </w:t>
-      </w:r>
-      <w:r>
-        <w:rPr>
-          <w:color w:val="000000" w:themeColor="text1"/>
-          <w:sz w:val="28"/>
-          <w:szCs w:val="28"/>
-          <w:highlight w:val="green"/>
-        </w:rPr>
-        <w:t>Owners</w:t>
-      </w:r>
-    </w:p>
-    <w:p>
-      <w:pPr>
-        <w:pStyle w:val="ListParagraph"/>
-        <w:jc w:val="center"/>
-        <w:rPr>
-          <w:color w:val="000000" w:themeColor="text1"/>
-          <w:sz w:val="28"/>
-          <w:szCs w:val="28"/>
+          <w:highlight w:val="cyan"/>
+          <w:lang w:bidi="ar-EG"/>
+        </w:rPr>
+        <w:t>ex. FIFA Player Cards but Simpler</w:t>
+      </w:r>
+      <w:proofErr w:type="gramStart"/>
+      <w:r>
+        <w:rPr>
+          <w:color w:val="000000" w:themeColor="text1"/>
+          <w:sz w:val="28"/>
+          <w:szCs w:val="28"/>
+          <w:highlight w:val="cyan"/>
+          <w:lang w:bidi="ar-EG"/>
+        </w:rPr>
+        <w:t>)</w:t>
+      </w:r>
+      <w:r>
+        <w:rPr>
+          <w:color w:val="000000" w:themeColor="text1"/>
+          <w:sz w:val="28"/>
+          <w:szCs w:val="28"/>
+          <w:highlight w:val="cyan"/>
+          <w:lang w:bidi="ar-EG"/>
+        </w:rPr>
+        <w:t xml:space="preserve"> ,</w:t>
+      </w:r>
+      <w:proofErr w:type="gramEnd"/>
+      <w:r>
+        <w:rPr>
+          <w:color w:val="000000" w:themeColor="text1"/>
+          <w:sz w:val="28"/>
+          <w:szCs w:val="28"/>
+          <w:highlight w:val="cyan"/>
+          <w:lang w:bidi="ar-EG"/>
+        </w:rPr>
+        <w:t xml:space="preserve"> Contact info of </w:t>
+      </w:r>
+      <w:proofErr w:type="spellStart"/>
+      <w:r>
+        <w:rPr>
+          <w:color w:val="000000" w:themeColor="text1"/>
+          <w:sz w:val="28"/>
+          <w:szCs w:val="28"/>
+          <w:highlight w:val="cyan"/>
+          <w:lang w:bidi="ar-EG"/>
+        </w:rPr>
+        <w:t>CAptin</w:t>
+      </w:r>
+      <w:proofErr w:type="spellEnd"/>
+      <w:r>
+        <w:rPr>
+          <w:color w:val="000000" w:themeColor="text1"/>
+          <w:sz w:val="28"/>
+          <w:szCs w:val="28"/>
+          <w:highlight w:val="cyan"/>
+          <w:lang w:bidi="ar-EG"/>
+        </w:rPr>
+        <w:t xml:space="preserve"> of team</w:t>
+      </w:r>
+    </w:p>
+    <w:p>
+      <w:pPr>
+        <w:pBdr>
+          <w:bottom w:val="single" w:sz="6" w:space="1" w:color="auto"/>
+        </w:pBdr>
+        <w:ind w:left="360"/>
+        <w:rPr>
+          <w:color w:val="000000" w:themeColor="text1"/>
+          <w:sz w:val="28"/>
+          <w:szCs w:val="28"/>
+          <w:highlight w:val="cyan"/>
         </w:rPr>
       </w:pPr>
     </w:p>
@@ -425,23 +605,17 @@
           <w:color w:val="000000" w:themeColor="text1"/>
           <w:sz w:val="28"/>
           <w:szCs w:val="28"/>
-        </w:rPr>
-      </w:pPr>
-      <w:r>
-        <w:rPr>
-          <w:color w:val="000000" w:themeColor="text1"/>
-          <w:sz w:val="28"/>
-          <w:szCs w:val="28"/>
-        </w:rPr>
-        <w:t xml:space="preserve">Inventory management </w:t>
-      </w:r>
-      <w:r>
-        <w:rPr>
-          <w:color w:val="000000" w:themeColor="text1"/>
-          <w:sz w:val="28"/>
-          <w:szCs w:val="28"/>
-        </w:rPr>
-        <w:t>system (phase 3)</w:t>
+          <w:highlight w:val="yellow"/>
+        </w:rPr>
+      </w:pPr>
+      <w:r>
+        <w:rPr>
+          <w:color w:val="000000" w:themeColor="text1"/>
+          <w:sz w:val="28"/>
+          <w:szCs w:val="28"/>
+          <w:highlight w:val="yellow"/>
+        </w:rPr>
+        <w:t>Leagues &amp; Tournaments (AI)</w:t>
       </w:r>
     </w:p>
     <w:p>
@@ -458,89 +632,72 @@
           <w:color w:val="000000" w:themeColor="text1"/>
           <w:sz w:val="28"/>
           <w:szCs w:val="28"/>
-        </w:rPr>
-      </w:pPr>
-      <w:r>
-        <w:rPr>
-          <w:b/>
-          <w:bCs/>
-          <w:color w:val="000000" w:themeColor="text1"/>
-          <w:sz w:val="28"/>
-          <w:szCs w:val="28"/>
-          <w:rtl/>
-        </w:rPr>
-        <w:t>تحليل قنوات الحجز</w:t>
-      </w:r>
-      <w:r>
-        <w:rPr>
-          <w:b/>
-          <w:bCs/>
-          <w:color w:val="000000" w:themeColor="text1"/>
-          <w:sz w:val="28"/>
-          <w:szCs w:val="28"/>
-        </w:rPr>
-        <w:t>:</w:t>
-      </w:r>
-      <w:r>
-        <w:rPr>
-          <w:color w:val="000000" w:themeColor="text1"/>
-          <w:sz w:val="28"/>
-          <w:szCs w:val="28"/>
-        </w:rPr>
-        <w:t xml:space="preserve"> </w:t>
-      </w:r>
-      <w:r>
-        <w:rPr>
-          <w:color w:val="000000" w:themeColor="text1"/>
-          <w:sz w:val="28"/>
-          <w:szCs w:val="28"/>
-          <w:rtl/>
-        </w:rPr>
-        <w:t>بتوضح لصاحب الملعب كام في المية من الحجوزات جت عن طريق أبليكيشن</w:t>
-      </w:r>
-      <w:r>
-        <w:rPr>
-          <w:color w:val="000000" w:themeColor="text1"/>
-          <w:sz w:val="28"/>
-          <w:szCs w:val="28"/>
-        </w:rPr>
-        <w:t xml:space="preserve"> </w:t>
-      </w:r>
-      <w:proofErr w:type="spellStart"/>
-      <w:r>
-        <w:rPr>
-          <w:color w:val="000000" w:themeColor="text1"/>
-          <w:sz w:val="28"/>
-          <w:szCs w:val="28"/>
-        </w:rPr>
-        <w:t>PlayLocal</w:t>
-      </w:r>
-      <w:proofErr w:type="spellEnd"/>
-      <w:r>
-        <w:rPr>
-          <w:color w:val="000000" w:themeColor="text1"/>
-          <w:sz w:val="28"/>
-          <w:szCs w:val="28"/>
-        </w:rPr>
-        <w:t xml:space="preserve"> </w:t>
-      </w:r>
-      <w:r>
-        <w:rPr>
-          <w:color w:val="000000" w:themeColor="text1"/>
-          <w:sz w:val="28"/>
-          <w:szCs w:val="28"/>
-          <w:rtl/>
-        </w:rPr>
-        <w:t>وكام جت عن طريق التليفون أو أي طريقة تانية، وده بيثبتله قيمة الأبليكيشن</w:t>
-      </w:r>
-      <w:r>
-        <w:rPr>
-          <w:color w:val="000000" w:themeColor="text1"/>
-          <w:sz w:val="28"/>
-          <w:szCs w:val="28"/>
-        </w:rPr>
-        <w:t>.</w:t>
-      </w:r>
+          <w:highlight w:val="cyan"/>
+        </w:rPr>
+      </w:pPr>
+      <w:r>
+        <w:rPr>
+          <w:color w:val="000000" w:themeColor="text1"/>
+          <w:sz w:val="28"/>
+          <w:szCs w:val="28"/>
+          <w:highlight w:val="cyan"/>
+        </w:rPr>
+        <w:t>Waitlists &amp; Smart Alerts</w:t>
+      </w:r>
+    </w:p>
+    <w:p>
+      <w:pPr>
+        <w:pBdr>
+          <w:bottom w:val="single" w:sz="6" w:space="1" w:color="auto"/>
+        </w:pBdr>
+        <w:ind w:left="360"/>
+        <w:rPr>
+          <w:color w:val="000000" w:themeColor="text1"/>
+          <w:sz w:val="28"/>
+          <w:szCs w:val="28"/>
+          <w:highlight w:val="cyan"/>
+        </w:rPr>
+      </w:pPr>
+    </w:p>
+    <w:p>
+      <w:pPr>
+        <w:pStyle w:val="ListParagraph"/>
+        <w:jc w:val="center"/>
+        <w:rPr>
+          <w:color w:val="000000" w:themeColor="text1"/>
+          <w:sz w:val="28"/>
+          <w:szCs w:val="28"/>
+        </w:rPr>
+      </w:pPr>
+      <w:r>
+        <w:rPr>
+          <w:color w:val="000000" w:themeColor="text1"/>
+          <w:sz w:val="28"/>
+          <w:szCs w:val="28"/>
+          <w:highlight w:val="green"/>
+        </w:rPr>
+        <w:t xml:space="preserve">For </w:t>
+      </w:r>
+      <w:r>
+        <w:rPr>
+          <w:color w:val="000000" w:themeColor="text1"/>
+          <w:sz w:val="28"/>
+          <w:szCs w:val="28"/>
+          <w:highlight w:val="green"/>
+        </w:rPr>
+        <w:t>Owners</w:t>
+      </w:r>
+    </w:p>
+    <w:p>
+      <w:pPr>
+        <w:pStyle w:val="ListParagraph"/>
+        <w:jc w:val="center"/>
+        <w:rPr>
+          <w:color w:val="000000" w:themeColor="text1"/>
+          <w:sz w:val="28"/>
+          <w:szCs w:val="28"/>
+        </w:rPr>
+      </w:pPr>
     </w:p>
     <w:p>
       <w:pPr>
@@ -556,53 +713,44 @@
           <w:color w:val="000000" w:themeColor="text1"/>
           <w:sz w:val="28"/>
           <w:szCs w:val="28"/>
-        </w:rPr>
-      </w:pPr>
-      <w:r>
-        <w:rPr>
-          <w:b/>
-          <w:bCs/>
-          <w:color w:val="000000" w:themeColor="text1"/>
-          <w:sz w:val="28"/>
-          <w:szCs w:val="28"/>
-          <w:rtl/>
-        </w:rPr>
-        <w:t>قوائم بأهم العملاء</w:t>
-      </w:r>
-      <w:r>
-        <w:rPr>
-          <w:b/>
-          <w:bCs/>
-          <w:color w:val="000000" w:themeColor="text1"/>
-          <w:sz w:val="28"/>
-          <w:szCs w:val="28"/>
-        </w:rPr>
-        <w:t>:</w:t>
-      </w:r>
-      <w:r>
-        <w:rPr>
-          <w:color w:val="000000" w:themeColor="text1"/>
-          <w:sz w:val="28"/>
-          <w:szCs w:val="28"/>
-        </w:rPr>
-        <w:t xml:space="preserve"> </w:t>
-      </w:r>
-      <w:r>
-        <w:rPr>
-          <w:color w:val="000000" w:themeColor="text1"/>
-          <w:sz w:val="28"/>
-          <w:szCs w:val="28"/>
-          <w:rtl/>
-        </w:rPr>
-        <w:t>بتحدد مين أكتر اللاعبين اللي بيحجزوا أو اللي بيصرفوا أكتر، عشان يقدر يكافئهم أو يعملهم عروض خاصة</w:t>
-      </w:r>
-      <w:r>
-        <w:rPr>
-          <w:color w:val="000000" w:themeColor="text1"/>
-          <w:sz w:val="28"/>
-          <w:szCs w:val="28"/>
-        </w:rPr>
-        <w:t>.</w:t>
+          <w:highlight w:val="yellow"/>
+        </w:rPr>
+      </w:pPr>
+      <w:r>
+        <w:rPr>
+          <w:color w:val="000000" w:themeColor="text1"/>
+          <w:sz w:val="28"/>
+          <w:szCs w:val="28"/>
+          <w:highlight w:val="yellow"/>
+        </w:rPr>
+        <w:t xml:space="preserve">Inventory management </w:t>
+      </w:r>
+      <w:r>
+        <w:rPr>
+          <w:color w:val="000000" w:themeColor="text1"/>
+          <w:sz w:val="28"/>
+          <w:szCs w:val="28"/>
+          <w:highlight w:val="yellow"/>
+        </w:rPr>
+        <w:t xml:space="preserve">system (phase </w:t>
+      </w:r>
+      <w:r>
+        <w:rPr>
+          <w:color w:val="000000" w:themeColor="text1"/>
+          <w:sz w:val="28"/>
+          <w:szCs w:val="28"/>
+          <w:highlight w:val="yellow"/>
+        </w:rPr>
+        <w:t>2</w:t>
+      </w:r>
+      <w:r>
+        <w:rPr>
+          <w:color w:val="000000" w:themeColor="text1"/>
+          <w:sz w:val="28"/>
+          <w:szCs w:val="28"/>
+          <w:highlight w:val="yellow"/>
+        </w:rPr>
+        <w:t>)</w:t>
       </w:r>
     </w:p>
     <w:p>
@@ -623,9 +771,229 @@
       </w:pPr>
       <w:r>
         <w:rPr>
-          <w:color w:val="000000" w:themeColor="text1"/>
-          <w:sz w:val="28"/>
-          <w:szCs w:val="28"/>
+          <w:b/>
+          <w:bCs/>
+          <w:color w:val="000000" w:themeColor="text1"/>
+          <w:sz w:val="28"/>
+          <w:szCs w:val="28"/>
+          <w:highlight w:val="cyan"/>
+          <w:rtl/>
+        </w:rPr>
+        <w:t>تحليل قنوات الحجز</w:t>
+      </w:r>
+      <w:r>
+        <w:rPr>
+          <w:b/>
+          <w:bCs/>
+          <w:color w:val="000000" w:themeColor="text1"/>
+          <w:sz w:val="28"/>
+          <w:szCs w:val="28"/>
+        </w:rPr>
+        <w:t>:</w:t>
+      </w:r>
+      <w:r>
+        <w:rPr>
+          <w:color w:val="000000" w:themeColor="text1"/>
+          <w:sz w:val="28"/>
+          <w:szCs w:val="28"/>
+        </w:rPr>
+        <w:t xml:space="preserve"> </w:t>
+      </w:r>
+      <w:r>
+        <w:rPr>
+          <w:color w:val="000000" w:themeColor="text1"/>
+          <w:sz w:val="28"/>
+          <w:szCs w:val="28"/>
+          <w:rtl/>
+        </w:rPr>
+        <w:t>بتوضح لصاحب الملعب كام في المية من الحجوزات جت عن طريق أبليكيشن</w:t>
+      </w:r>
+      <w:r>
+        <w:rPr>
+          <w:color w:val="000000" w:themeColor="text1"/>
+          <w:sz w:val="28"/>
+          <w:szCs w:val="28"/>
+        </w:rPr>
+        <w:t xml:space="preserve"> </w:t>
+      </w:r>
+      <w:proofErr w:type="spellStart"/>
+      <w:r>
+        <w:rPr>
+          <w:color w:val="000000" w:themeColor="text1"/>
+          <w:sz w:val="28"/>
+          <w:szCs w:val="28"/>
+        </w:rPr>
+        <w:t>PlayLocal</w:t>
+      </w:r>
+      <w:proofErr w:type="spellEnd"/>
+      <w:r>
+        <w:rPr>
+          <w:color w:val="000000" w:themeColor="text1"/>
+          <w:sz w:val="28"/>
+          <w:szCs w:val="28"/>
+        </w:rPr>
+        <w:t xml:space="preserve"> </w:t>
+      </w:r>
+      <w:r>
+        <w:rPr>
+          <w:color w:val="000000" w:themeColor="text1"/>
+          <w:sz w:val="28"/>
+          <w:szCs w:val="28"/>
+          <w:rtl/>
+        </w:rPr>
+        <w:t>وكام جت عن طريق التليفون أو أي طريقة تانية، وده بيثبتله قيمة الأبليكيشن</w:t>
+      </w:r>
+      <w:r>
+        <w:rPr>
+          <w:color w:val="000000" w:themeColor="text1"/>
+          <w:sz w:val="28"/>
+          <w:szCs w:val="28"/>
+        </w:rPr>
+        <w:t>.</w:t>
+      </w:r>
+    </w:p>
+    <w:p>
+      <w:pPr>
+        <w:pStyle w:val="ListParagraph"/>
+        <w:numPr>
+          <w:ilvl w:val="0"/>
+          <w:numId w:val="1"/>
+        </w:numPr>
+        <w:pBdr>
+          <w:bottom w:val="single" w:sz="6" w:space="1" w:color="auto"/>
+        </w:pBdr>
+        <w:rPr>
+          <w:color w:val="000000" w:themeColor="text1"/>
+          <w:sz w:val="28"/>
+          <w:szCs w:val="28"/>
+        </w:rPr>
+      </w:pPr>
+      <w:r>
+        <w:rPr>
+          <w:b/>
+          <w:bCs/>
+          <w:color w:val="000000" w:themeColor="text1"/>
+          <w:sz w:val="28"/>
+          <w:szCs w:val="28"/>
+          <w:highlight w:val="cyan"/>
+          <w:rtl/>
+        </w:rPr>
+        <w:t>قوائم بأهم العملاء</w:t>
+      </w:r>
+      <w:r>
+        <w:rPr>
+          <w:b/>
+          <w:bCs/>
+          <w:color w:val="000000" w:themeColor="text1"/>
+          <w:sz w:val="28"/>
+          <w:szCs w:val="28"/>
+        </w:rPr>
+        <w:t>:</w:t>
+      </w:r>
+      <w:r>
+        <w:rPr>
+          <w:color w:val="000000" w:themeColor="text1"/>
+          <w:sz w:val="28"/>
+          <w:szCs w:val="28"/>
+        </w:rPr>
+        <w:t xml:space="preserve"> </w:t>
+      </w:r>
+      <w:r>
+        <w:rPr>
+          <w:color w:val="000000" w:themeColor="text1"/>
+          <w:sz w:val="28"/>
+          <w:szCs w:val="28"/>
+          <w:rtl/>
+        </w:rPr>
+        <w:t>بتحدد مين أكتر اللاعبين اللي بيحجزوا أو اللي بيصرفوا أكتر، عشان يقدر يكافئهم أو يعملهم عروض خاصة</w:t>
+      </w:r>
+      <w:r>
+        <w:rPr>
+          <w:color w:val="000000" w:themeColor="text1"/>
+          <w:sz w:val="28"/>
+          <w:szCs w:val="28"/>
+        </w:rPr>
+        <w:t>.</w:t>
+      </w:r>
+    </w:p>
+    <w:p>
+      <w:pPr>
+        <w:pStyle w:val="ListParagraph"/>
+        <w:numPr>
+          <w:ilvl w:val="0"/>
+          <w:numId w:val="1"/>
+        </w:numPr>
+        <w:pBdr>
+          <w:bottom w:val="single" w:sz="6" w:space="1" w:color="auto"/>
+        </w:pBdr>
+        <w:rPr>
+          <w:color w:val="000000" w:themeColor="text1"/>
+          <w:sz w:val="28"/>
+          <w:szCs w:val="28"/>
+          <w:highlight w:val="cyan"/>
+        </w:rPr>
+      </w:pPr>
+      <w:r>
+        <w:rPr>
+          <w:color w:val="000000" w:themeColor="text1"/>
+          <w:sz w:val="28"/>
+          <w:szCs w:val="28"/>
+          <w:highlight w:val="cyan"/>
+        </w:rPr>
+        <w:lastRenderedPageBreak/>
+        <w:t>Smart Analytics Dashboard</w:t>
+      </w:r>
+    </w:p>
+    <w:p>
+      <w:pPr>
+        <w:pStyle w:val="ListParagraph"/>
+        <w:numPr>
+          <w:ilvl w:val="0"/>
+          <w:numId w:val="1"/>
+        </w:numPr>
+        <w:pBdr>
+          <w:bottom w:val="single" w:sz="6" w:space="1" w:color="auto"/>
+        </w:pBdr>
+        <w:rPr>
+          <w:color w:val="000000" w:themeColor="text1"/>
+          <w:sz w:val="28"/>
+          <w:szCs w:val="28"/>
+          <w:highlight w:val="cyan"/>
+        </w:rPr>
+      </w:pPr>
+      <w:r>
+        <w:rPr>
+          <w:color w:val="000000" w:themeColor="text1"/>
+          <w:sz w:val="28"/>
+          <w:szCs w:val="28"/>
+          <w:highlight w:val="cyan"/>
+        </w:rPr>
+        <w:t xml:space="preserve">Dynamic Pricing </w:t>
+      </w:r>
+    </w:p>
+    <w:p>
+      <w:pPr>
+        <w:pStyle w:val="ListParagraph"/>
+        <w:numPr>
+          <w:ilvl w:val="0"/>
+          <w:numId w:val="1"/>
+        </w:numPr>
+        <w:pBdr>
+          <w:bottom w:val="single" w:sz="6" w:space="1" w:color="auto"/>
+        </w:pBdr>
+        <w:rPr>
+          <w:color w:val="000000" w:themeColor="text1"/>
+          <w:sz w:val="28"/>
+          <w:szCs w:val="28"/>
+          <w:highlight w:val="cyan"/>
+        </w:rPr>
+      </w:pPr>
+      <w:r>
+        <w:rPr>
+          <w:color w:val="000000" w:themeColor="text1"/>
+          <w:sz w:val="28"/>
+          <w:szCs w:val="28"/>
+          <w:highlight w:val="cyan"/>
         </w:rPr>
         <w:t xml:space="preserve">Cancelation Notification </w:t>
       </w:r>
@@ -843,6 +1211,7 @@
           <w:color w:val="000000" w:themeColor="text1"/>
           <w:sz w:val="28"/>
           <w:szCs w:val="28"/>
+          <w:highlight w:val="cyan"/>
         </w:rPr>
         <w:t>OTP Sign in (Security</w:t>
       </w:r>
@@ -862,13 +1231,15 @@
           <w:color w:val="000000" w:themeColor="text1"/>
           <w:sz w:val="28"/>
           <w:szCs w:val="28"/>
-        </w:rPr>
-      </w:pPr>
-      <w:r>
-        <w:rPr>
-          <w:color w:val="000000" w:themeColor="text1"/>
-          <w:sz w:val="28"/>
-          <w:szCs w:val="28"/>
+          <w:highlight w:val="cyan"/>
+        </w:rPr>
+      </w:pPr>
+      <w:r>
+        <w:rPr>
+          <w:color w:val="000000" w:themeColor="text1"/>
+          <w:sz w:val="28"/>
+          <w:szCs w:val="28"/>
+          <w:highlight w:val="cyan"/>
         </w:rPr>
         <w:t xml:space="preserve">Unique code for </w:t>
       </w:r>
@@ -877,16 +1248,9 @@
           <w:color w:val="000000" w:themeColor="text1"/>
           <w:sz w:val="28"/>
           <w:szCs w:val="28"/>
-        </w:rPr>
-        <w:t>verification</w:t>
-      </w:r>
-      <w:r>
-        <w:rPr>
-          <w:color w:val="000000" w:themeColor="text1"/>
-          <w:sz w:val="28"/>
-          <w:szCs w:val="28"/>
-        </w:rPr>
-        <w:t xml:space="preserve"> on arriving on site</w:t>
+          <w:highlight w:val="cyan"/>
+        </w:rPr>
+        <w:t>verification on arriving on site</w:t>
       </w:r>
     </w:p>
     <w:p>
@@ -927,7 +1291,6 @@
           <w:sz w:val="28"/>
           <w:szCs w:val="28"/>
         </w:rPr>
-        <w:lastRenderedPageBreak/>
         <w:t>Customer</w:t>
       </w:r>
     </w:p>
@@ -975,15 +1338,35 @@
           <w:color w:val="000000" w:themeColor="text1"/>
           <w:sz w:val="28"/>
           <w:szCs w:val="28"/>
-        </w:rPr>
-      </w:pPr>
-      <w:r>
-        <w:rPr>
-          <w:color w:val="000000" w:themeColor="text1"/>
-          <w:sz w:val="28"/>
-          <w:szCs w:val="28"/>
-        </w:rPr>
-        <w:t>Academy For Tranning System (Phase 3)</w:t>
+          <w:highlight w:val="magenta"/>
+        </w:rPr>
+      </w:pPr>
+      <w:r>
+        <w:rPr>
+          <w:color w:val="000000" w:themeColor="text1"/>
+          <w:sz w:val="28"/>
+          <w:szCs w:val="28"/>
+          <w:highlight w:val="darkGray"/>
+        </w:rPr>
+        <w:t xml:space="preserve">Academy For Tranning System </w:t>
+      </w:r>
+      <w:r>
+        <w:rPr>
+          <w:color w:val="000000" w:themeColor="text1"/>
+          <w:sz w:val="28"/>
+          <w:szCs w:val="28"/>
+          <w:highlight w:val="darkGray"/>
+        </w:rPr>
+        <w:t xml:space="preserve">(phase 4) </w:t>
+      </w:r>
+      <w:r>
+        <w:rPr>
+          <w:color w:val="000000" w:themeColor="text1"/>
+          <w:sz w:val="28"/>
+          <w:szCs w:val="28"/>
+          <w:highlight w:val="magenta"/>
+        </w:rPr>
+        <w:t>or (phase 3)</w:t>
       </w:r>
     </w:p>
     <w:p>
@@ -1000,34 +1383,9 @@
           <w:color w:val="000000" w:themeColor="text1"/>
           <w:sz w:val="28"/>
           <w:szCs w:val="28"/>
-        </w:rPr>
-      </w:pPr>
-      <w:r>
-        <w:rPr>
-          <w:color w:val="000000" w:themeColor="text1"/>
-          <w:sz w:val="28"/>
-          <w:szCs w:val="28"/>
-        </w:rPr>
-        <w:t xml:space="preserve">Video Tips </w:t>
-      </w:r>
-      <w:proofErr w:type="gramStart"/>
-      <w:r>
-        <w:rPr>
-          <w:color w:val="000000" w:themeColor="text1"/>
-          <w:sz w:val="28"/>
-          <w:szCs w:val="28"/>
-        </w:rPr>
-        <w:t>For</w:t>
-      </w:r>
-      <w:proofErr w:type="gramEnd"/>
-      <w:r>
-        <w:rPr>
-          <w:color w:val="000000" w:themeColor="text1"/>
-          <w:sz w:val="28"/>
-          <w:szCs w:val="28"/>
-        </w:rPr>
-        <w:t xml:space="preserve"> Enhancing Skills</w:t>
-      </w:r>
+          <w:highlight w:val="magenta"/>
+        </w:rPr>
+      </w:pPr>
     </w:p>
     <w:p>
       <w:pPr>
@@ -1043,15 +1401,65 @@
           <w:color w:val="000000" w:themeColor="text1"/>
           <w:sz w:val="28"/>
           <w:szCs w:val="28"/>
-        </w:rPr>
-      </w:pPr>
-      <w:r>
-        <w:rPr>
-          <w:color w:val="000000" w:themeColor="text1"/>
-          <w:sz w:val="28"/>
-          <w:szCs w:val="28"/>
-        </w:rPr>
-        <w:t>Future Phase (Complete System with the academies for reservation)</w:t>
+          <w:highlight w:val="magenta"/>
+        </w:rPr>
+      </w:pPr>
+      <w:r>
+        <w:rPr>
+          <w:color w:val="000000" w:themeColor="text1"/>
+          <w:sz w:val="28"/>
+          <w:szCs w:val="28"/>
+          <w:highlight w:val="magenta"/>
+        </w:rPr>
+        <w:t xml:space="preserve">Video Tips </w:t>
+      </w:r>
+      <w:proofErr w:type="gramStart"/>
+      <w:r>
+        <w:rPr>
+          <w:color w:val="000000" w:themeColor="text1"/>
+          <w:sz w:val="28"/>
+          <w:szCs w:val="28"/>
+          <w:highlight w:val="magenta"/>
+        </w:rPr>
+        <w:t>For</w:t>
+      </w:r>
+      <w:proofErr w:type="gramEnd"/>
+      <w:r>
+        <w:rPr>
+          <w:color w:val="000000" w:themeColor="text1"/>
+          <w:sz w:val="28"/>
+          <w:szCs w:val="28"/>
+          <w:highlight w:val="magenta"/>
+        </w:rPr>
+        <w:t xml:space="preserve"> Enhancing Skills</w:t>
+      </w:r>
+    </w:p>
+    <w:p>
+      <w:pPr>
+        <w:pStyle w:val="ListParagraph"/>
+        <w:numPr>
+          <w:ilvl w:val="0"/>
+          <w:numId w:val="1"/>
+        </w:numPr>
+        <w:pBdr>
+          <w:bottom w:val="single" w:sz="6" w:space="1" w:color="auto"/>
+        </w:pBdr>
+        <w:rPr>
+          <w:color w:val="000000" w:themeColor="text1"/>
+          <w:sz w:val="28"/>
+          <w:szCs w:val="28"/>
+          <w:highlight w:val="yellow"/>
+        </w:rPr>
+      </w:pPr>
+      <w:r>
+        <w:rPr>
+          <w:color w:val="000000" w:themeColor="text1"/>
+          <w:sz w:val="28"/>
+          <w:szCs w:val="28"/>
+          <w:highlight w:val="yellow"/>
+          <w:lang w:bidi="ar-EG"/>
+        </w:rPr>
+        <w:t>Just Contact information(code)</w:t>
       </w:r>
     </w:p>
     <w:p>
@@ -1107,6 +1515,7 @@
           <w:color w:val="000000" w:themeColor="text1"/>
           <w:sz w:val="28"/>
           <w:szCs w:val="28"/>
+          <w:highlight w:val="darkGray"/>
         </w:rPr>
       </w:pPr>
       <w:r>
@@ -1115,129 +1524,61 @@
           <w:color w:val="000000" w:themeColor="text1"/>
           <w:sz w:val="28"/>
           <w:szCs w:val="28"/>
+          <w:highlight w:val="darkGray"/>
           <w:rtl/>
         </w:rPr>
         <w:t>عرض بينات التواصل و المكان</w:t>
       </w:r>
-    </w:p>
-    <w:p>
-      <w:pPr>
-        <w:pBdr>
-          <w:bottom w:val="single" w:sz="6" w:space="1" w:color="auto"/>
-        </w:pBdr>
-        <w:rPr>
-          <w:color w:val="000000" w:themeColor="text1"/>
-          <w:sz w:val="28"/>
-          <w:szCs w:val="28"/>
-        </w:rPr>
-      </w:pPr>
-    </w:p>
-    <w:p>
-      <w:pPr>
-        <w:rPr>
-          <w:color w:val="000000" w:themeColor="text1"/>
-          <w:sz w:val="28"/>
-          <w:szCs w:val="28"/>
-        </w:rPr>
-      </w:pPr>
-    </w:p>
-    <w:p>
-      <w:pPr>
-        <w:jc w:val="center"/>
-        <w:rPr>
-          <w:color w:val="000000" w:themeColor="text1"/>
-          <w:sz w:val="28"/>
-          <w:szCs w:val="28"/>
-          <w:u w:val="dotted"/>
-          <w:lang w:bidi="ar-EG"/>
-        </w:rPr>
-      </w:pPr>
-      <w:r>
-        <w:rPr>
-          <w:b/>
-          <w:bCs/>
-          <w:color w:val="000000" w:themeColor="text1"/>
-          <w:sz w:val="28"/>
-          <w:szCs w:val="28"/>
-        </w:rPr>
-        <w:t>Business Plan (Detailed)</w:t>
-      </w:r>
-      <w:r>
-        <w:rPr>
-          <w:color w:val="000000" w:themeColor="text1"/>
-          <w:sz w:val="28"/>
-          <w:szCs w:val="28"/>
-        </w:rPr>
-        <w:br/>
-      </w:r>
-      <w:r>
-        <w:rPr>
-          <w:color w:val="000000" w:themeColor="text1"/>
-          <w:sz w:val="28"/>
-          <w:szCs w:val="28"/>
-          <w:u w:val="dotted"/>
-        </w:rPr>
-        <w:t>‘’</w:t>
-      </w:r>
-      <w:r>
-        <w:rPr>
-          <w:color w:val="000000" w:themeColor="text1"/>
-          <w:sz w:val="28"/>
-          <w:szCs w:val="28"/>
-          <w:u w:val="dotted"/>
-          <w:lang w:bidi="ar-EG"/>
-        </w:rPr>
-        <w:t>you can only Choose the important Parts’’</w:t>
-      </w:r>
-    </w:p>
-    <w:p>
-      <w:pPr>
-        <w:jc w:val="center"/>
-        <w:rPr>
-          <w:color w:val="000000" w:themeColor="text1"/>
-          <w:sz w:val="28"/>
-          <w:szCs w:val="28"/>
-          <w:lang w:bidi="ar-EG"/>
-        </w:rPr>
-      </w:pPr>
-    </w:p>
-    <w:p>
-      <w:pPr>
-        <w:rPr>
-          <w:color w:val="000000" w:themeColor="text1"/>
-          <w:sz w:val="28"/>
-          <w:szCs w:val="28"/>
-          <w:lang w:bidi="ar-EG"/>
-        </w:rPr>
-      </w:pPr>
-      <w:r>
-        <w:rPr>
-          <w:color w:val="000000" w:themeColor="text1"/>
-          <w:sz w:val="28"/>
-          <w:szCs w:val="28"/>
-          <w:lang w:bidi="ar-EG"/>
-        </w:rPr>
-        <w:t xml:space="preserve">**Make sure to </w:t>
-      </w:r>
-      <w:proofErr w:type="gramStart"/>
-      <w:r>
-        <w:rPr>
-          <w:color w:val="000000" w:themeColor="text1"/>
-          <w:sz w:val="28"/>
-          <w:szCs w:val="28"/>
-          <w:lang w:bidi="ar-EG"/>
-        </w:rPr>
-        <w:t>include:*</w:t>
-      </w:r>
-      <w:proofErr w:type="gramEnd"/>
-      <w:r>
-        <w:rPr>
-          <w:color w:val="000000" w:themeColor="text1"/>
-          <w:sz w:val="28"/>
-          <w:szCs w:val="28"/>
-          <w:lang w:bidi="ar-EG"/>
-        </w:rPr>
-        <w:t>*</w:t>
+      <w:r>
+        <w:rPr>
+          <w:color w:val="000000" w:themeColor="text1"/>
+          <w:sz w:val="28"/>
+          <w:szCs w:val="28"/>
+          <w:highlight w:val="darkGray"/>
+        </w:rPr>
+        <w:t>(</w:t>
+      </w:r>
+      <w:r>
+        <w:rPr>
+          <w:color w:val="000000" w:themeColor="text1"/>
+          <w:sz w:val="28"/>
+          <w:szCs w:val="28"/>
+          <w:highlight w:val="darkGray"/>
+          <w:lang w:bidi="ar-EG"/>
+        </w:rPr>
+        <w:t xml:space="preserve">integration with </w:t>
+      </w:r>
+      <w:proofErr w:type="spellStart"/>
+      <w:r>
+        <w:rPr>
+          <w:color w:val="000000" w:themeColor="text1"/>
+          <w:sz w:val="28"/>
+          <w:szCs w:val="28"/>
+          <w:highlight w:val="darkGray"/>
+          <w:lang w:bidi="ar-EG"/>
+        </w:rPr>
+        <w:t>Veseta</w:t>
+      </w:r>
+      <w:proofErr w:type="spellEnd"/>
+      <w:r>
+        <w:rPr>
+          <w:color w:val="000000" w:themeColor="text1"/>
+          <w:sz w:val="28"/>
+          <w:szCs w:val="28"/>
+          <w:highlight w:val="darkGray"/>
+          <w:lang w:bidi="ar-EG"/>
+        </w:rPr>
+        <w:t>)</w:t>
+      </w:r>
+      <w:r>
+        <w:rPr>
+          <w:color w:val="000000" w:themeColor="text1"/>
+          <w:sz w:val="28"/>
+          <w:szCs w:val="28"/>
+          <w:highlight w:val="darkGray"/>
+          <w:lang w:bidi="ar-EG"/>
+        </w:rPr>
+        <w:t xml:space="preserve"> (phase 4)</w:t>
       </w:r>
     </w:p>
     <w:p>
@@ -1251,98 +1592,183 @@
           <w:color w:val="000000" w:themeColor="text1"/>
           <w:sz w:val="28"/>
           <w:szCs w:val="28"/>
-          <w:lang w:bidi="ar-EG"/>
-        </w:rPr>
-      </w:pPr>
-      <w:r>
-        <w:rPr>
-          <w:b/>
-          <w:bCs/>
-          <w:color w:val="000000" w:themeColor="text1"/>
-          <w:sz w:val="28"/>
-          <w:szCs w:val="28"/>
-          <w:lang w:bidi="ar-EG"/>
-        </w:rPr>
-        <w:t>Motto:</w:t>
-      </w:r>
-      <w:r>
-        <w:rPr>
-          <w:color w:val="000000" w:themeColor="text1"/>
-          <w:sz w:val="28"/>
-          <w:szCs w:val="28"/>
-          <w:lang w:bidi="ar-EG"/>
-        </w:rPr>
-        <w:t xml:space="preserve"> </w:t>
-      </w:r>
-      <w:r>
-        <w:rPr>
-          <w:i/>
-          <w:iCs/>
-          <w:color w:val="000000" w:themeColor="text1"/>
-          <w:sz w:val="28"/>
-          <w:szCs w:val="28"/>
-          <w:lang w:bidi="ar-EG"/>
-        </w:rPr>
-        <w:t xml:space="preserve">Don't Just Book a Game. Build a </w:t>
+          <w:highlight w:val="yellow"/>
+        </w:rPr>
+      </w:pPr>
+      <w:r>
+        <w:rPr>
+          <w:rFonts w:hint="cs"/>
+          <w:color w:val="000000" w:themeColor="text1"/>
+          <w:sz w:val="28"/>
+          <w:szCs w:val="28"/>
+          <w:highlight w:val="yellow"/>
+          <w:rtl/>
+        </w:rPr>
+        <w:t>ض بينات التواصل و المكان</w:t>
+      </w:r>
+      <w:r>
+        <w:rPr>
+          <w:color w:val="000000" w:themeColor="text1"/>
+          <w:sz w:val="28"/>
+          <w:szCs w:val="28"/>
+          <w:highlight w:val="yellow"/>
+        </w:rPr>
+        <w:t>(</w:t>
+      </w:r>
+      <w:r>
+        <w:rPr>
+          <w:color w:val="000000" w:themeColor="text1"/>
+          <w:sz w:val="28"/>
+          <w:szCs w:val="28"/>
+          <w:highlight w:val="yellow"/>
+          <w:lang w:bidi="ar-EG"/>
+        </w:rPr>
+        <w:t>code )</w:t>
+      </w:r>
+    </w:p>
+    <w:p>
+      <w:pPr>
+        <w:pStyle w:val="ListParagraph"/>
+        <w:ind w:left="1080"/>
+        <w:rPr>
+          <w:color w:val="000000" w:themeColor="text1"/>
+          <w:sz w:val="28"/>
+          <w:szCs w:val="28"/>
+          <w:highlight w:val="magenta"/>
+        </w:rPr>
+      </w:pPr>
+    </w:p>
+    <w:p>
+      <w:pPr>
+        <w:pStyle w:val="ListParagraph"/>
+        <w:ind w:left="1080"/>
+        <w:rPr>
+          <w:color w:val="000000" w:themeColor="text1"/>
+          <w:sz w:val="28"/>
+          <w:szCs w:val="28"/>
+          <w:highlight w:val="magenta"/>
+        </w:rPr>
+      </w:pPr>
+    </w:p>
+    <w:p>
+      <w:pPr>
+        <w:pBdr>
+          <w:bottom w:val="single" w:sz="6" w:space="1" w:color="auto"/>
+        </w:pBdr>
+        <w:rPr>
+          <w:color w:val="000000" w:themeColor="text1"/>
+          <w:sz w:val="28"/>
+          <w:szCs w:val="28"/>
+        </w:rPr>
+      </w:pPr>
+    </w:p>
+    <w:p>
+      <w:pPr>
+        <w:rPr>
+          <w:color w:val="000000" w:themeColor="text1"/>
+          <w:sz w:val="28"/>
+          <w:szCs w:val="28"/>
+        </w:rPr>
+      </w:pPr>
+    </w:p>
+    <w:p>
+      <w:pPr>
+        <w:jc w:val="center"/>
+        <w:rPr>
+          <w:color w:val="000000" w:themeColor="text1"/>
+          <w:sz w:val="28"/>
+          <w:szCs w:val="28"/>
+          <w:u w:val="dotted"/>
+          <w:lang w:bidi="ar-EG"/>
+        </w:rPr>
+      </w:pPr>
+      <w:r>
+        <w:rPr>
+          <w:b/>
+          <w:bCs/>
+          <w:color w:val="000000" w:themeColor="text1"/>
+          <w:sz w:val="28"/>
+          <w:szCs w:val="28"/>
+        </w:rPr>
+        <w:lastRenderedPageBreak/>
+        <w:t>Business Plan (Detailed)</w:t>
+      </w:r>
+      <w:r>
+        <w:rPr>
+          <w:color w:val="000000" w:themeColor="text1"/>
+          <w:sz w:val="28"/>
+          <w:szCs w:val="28"/>
+        </w:rPr>
+        <w:br/>
+      </w:r>
+      <w:r>
+        <w:rPr>
+          <w:color w:val="000000" w:themeColor="text1"/>
+          <w:sz w:val="28"/>
+          <w:szCs w:val="28"/>
+          <w:u w:val="dotted"/>
+        </w:rPr>
+        <w:t>‘’</w:t>
+      </w:r>
+      <w:r>
+        <w:rPr>
+          <w:color w:val="000000" w:themeColor="text1"/>
+          <w:sz w:val="28"/>
+          <w:szCs w:val="28"/>
+          <w:u w:val="dotted"/>
+          <w:lang w:bidi="ar-EG"/>
+        </w:rPr>
+        <w:t>you can only Choose the important Parts’’</w:t>
+      </w:r>
+    </w:p>
+    <w:p>
+      <w:pPr>
+        <w:jc w:val="center"/>
+        <w:rPr>
+          <w:color w:val="000000" w:themeColor="text1"/>
+          <w:sz w:val="28"/>
+          <w:szCs w:val="28"/>
+          <w:lang w:bidi="ar-EG"/>
+        </w:rPr>
+      </w:pPr>
+    </w:p>
+    <w:p>
+      <w:pPr>
+        <w:rPr>
+          <w:color w:val="000000" w:themeColor="text1"/>
+          <w:sz w:val="28"/>
+          <w:szCs w:val="28"/>
+          <w:lang w:bidi="ar-EG"/>
+        </w:rPr>
+      </w:pPr>
+      <w:r>
+        <w:rPr>
+          <w:color w:val="000000" w:themeColor="text1"/>
+          <w:sz w:val="28"/>
+          <w:szCs w:val="28"/>
+          <w:lang w:bidi="ar-EG"/>
+        </w:rPr>
+        <w:t xml:space="preserve">**Make sure to </w:t>
       </w:r>
       <w:proofErr w:type="gramStart"/>
       <w:r>
         <w:rPr>
-          <w:i/>
-          <w:iCs/>
-          <w:color w:val="000000" w:themeColor="text1"/>
-          <w:sz w:val="28"/>
-          <w:szCs w:val="28"/>
-          <w:lang w:bidi="ar-EG"/>
-        </w:rPr>
-        <w:t>Community.</w:t>
-      </w:r>
-      <w:r>
-        <w:rPr>
-          <w:i/>
-          <w:iCs/>
-          <w:color w:val="000000" w:themeColor="text1"/>
-          <w:sz w:val="28"/>
-          <w:szCs w:val="28"/>
-          <w:lang w:bidi="ar-EG"/>
-        </w:rPr>
-        <w:t>(</w:t>
+          <w:color w:val="000000" w:themeColor="text1"/>
+          <w:sz w:val="28"/>
+          <w:szCs w:val="28"/>
+          <w:lang w:bidi="ar-EG"/>
+        </w:rPr>
+        <w:t>include:*</w:t>
       </w:r>
       <w:proofErr w:type="gramEnd"/>
       <w:r>
         <w:rPr>
-          <w:i/>
-          <w:iCs/>
-          <w:color w:val="000000" w:themeColor="text1"/>
-          <w:sz w:val="28"/>
-          <w:szCs w:val="28"/>
-          <w:lang w:bidi="ar-EG"/>
-        </w:rPr>
-        <w:t xml:space="preserve">at the cover page with </w:t>
-      </w:r>
-      <w:proofErr w:type="spellStart"/>
-      <w:r>
-        <w:rPr>
-          <w:i/>
-          <w:iCs/>
-          <w:color w:val="000000" w:themeColor="text1"/>
-          <w:sz w:val="28"/>
-          <w:szCs w:val="28"/>
-          <w:lang w:bidi="ar-EG"/>
-        </w:rPr>
-        <w:t>PlayLocal</w:t>
-      </w:r>
-      <w:proofErr w:type="spellEnd"/>
-      <w:r>
-        <w:rPr>
-          <w:i/>
-          <w:iCs/>
-          <w:color w:val="000000" w:themeColor="text1"/>
-          <w:sz w:val="28"/>
-          <w:szCs w:val="28"/>
-          <w:lang w:bidi="ar-EG"/>
-        </w:rPr>
-        <w:t>)</w:t>
+          <w:color w:val="000000" w:themeColor="text1"/>
+          <w:sz w:val="28"/>
+          <w:szCs w:val="28"/>
+          <w:lang w:bidi="ar-EG"/>
+        </w:rPr>
+        <w:t>*</w:t>
       </w:r>
     </w:p>
     <w:p>
@@ -1368,7 +1794,86 @@
           <w:szCs w:val="28"/>
           <w:lang w:bidi="ar-EG"/>
         </w:rPr>
-        <w:t>Problem</w:t>
+        <w:t>Motto:</w:t>
+      </w:r>
+      <w:r>
+        <w:rPr>
+          <w:color w:val="000000" w:themeColor="text1"/>
+          <w:sz w:val="28"/>
+          <w:szCs w:val="28"/>
+          <w:lang w:bidi="ar-EG"/>
+        </w:rPr>
+        <w:t xml:space="preserve"> </w:t>
+      </w:r>
+      <w:r>
+        <w:rPr>
+          <w:i/>
+          <w:iCs/>
+          <w:color w:val="000000" w:themeColor="text1"/>
+          <w:sz w:val="28"/>
+          <w:szCs w:val="28"/>
+          <w:lang w:bidi="ar-EG"/>
+        </w:rPr>
+        <w:t xml:space="preserve">Don't Just Book a Game. Build a </w:t>
+      </w:r>
+      <w:proofErr w:type="gramStart"/>
+      <w:r>
+        <w:rPr>
+          <w:i/>
+          <w:iCs/>
+          <w:color w:val="000000" w:themeColor="text1"/>
+          <w:sz w:val="28"/>
+          <w:szCs w:val="28"/>
+          <w:lang w:bidi="ar-EG"/>
+        </w:rPr>
+        <w:t>Community.</w:t>
+      </w:r>
+      <w:r>
+        <w:rPr>
+          <w:i/>
+          <w:iCs/>
+          <w:color w:val="000000" w:themeColor="text1"/>
+          <w:sz w:val="28"/>
+          <w:szCs w:val="28"/>
+          <w:lang w:bidi="ar-EG"/>
+        </w:rPr>
+        <w:t>(</w:t>
+      </w:r>
+      <w:proofErr w:type="gramEnd"/>
+      <w:r>
+        <w:rPr>
+          <w:i/>
+          <w:iCs/>
+          <w:color w:val="000000" w:themeColor="text1"/>
+          <w:sz w:val="28"/>
+          <w:szCs w:val="28"/>
+          <w:lang w:bidi="ar-EG"/>
+        </w:rPr>
+        <w:t xml:space="preserve">at the cover page with </w:t>
+      </w:r>
+      <w:proofErr w:type="spellStart"/>
+      <w:r>
+        <w:rPr>
+          <w:i/>
+          <w:iCs/>
+          <w:color w:val="000000" w:themeColor="text1"/>
+          <w:sz w:val="28"/>
+          <w:szCs w:val="28"/>
+          <w:lang w:bidi="ar-EG"/>
+        </w:rPr>
+        <w:t>PlayLocal</w:t>
+      </w:r>
+      <w:proofErr w:type="spellEnd"/>
+      <w:r>
+        <w:rPr>
+          <w:i/>
+          <w:iCs/>
+          <w:color w:val="000000" w:themeColor="text1"/>
+          <w:sz w:val="28"/>
+          <w:szCs w:val="28"/>
+          <w:lang w:bidi="ar-EG"/>
+        </w:rPr>
+        <w:t>)</w:t>
       </w:r>
     </w:p>
     <w:p>
@@ -1394,7 +1899,7 @@
           <w:szCs w:val="28"/>
           <w:lang w:bidi="ar-EG"/>
         </w:rPr>
-        <w:t>Solution</w:t>
+        <w:t>Problem</w:t>
       </w:r>
     </w:p>
     <w:p>
@@ -1420,7 +1925,7 @@
           <w:szCs w:val="28"/>
           <w:lang w:bidi="ar-EG"/>
         </w:rPr>
-        <w:t>Features for each target user</w:t>
+        <w:t>Solution</w:t>
       </w:r>
     </w:p>
     <w:p>
@@ -1446,7 +1951,7 @@
           <w:szCs w:val="28"/>
           <w:lang w:bidi="ar-EG"/>
         </w:rPr>
-        <w:t>Target Market</w:t>
+        <w:t>Features for each target user</w:t>
       </w:r>
     </w:p>
     <w:p>
@@ -1457,24 +1962,22 @@
           <w:numId w:val="2"/>
         </w:numPr>
         <w:rPr>
-          <w:b/>
-          <w:bCs/>
-          <w:color w:val="000000" w:themeColor="text1"/>
-          <w:sz w:val="28"/>
-          <w:szCs w:val="28"/>
-          <w:lang w:bidi="ar-EG"/>
-        </w:rPr>
-      </w:pPr>
-      <w:r>
-        <w:rPr>
-          <w:b/>
-          <w:bCs/>
-          <w:color w:val="000000" w:themeColor="text1"/>
-          <w:sz w:val="28"/>
-          <w:szCs w:val="28"/>
-          <w:lang w:bidi="ar-EG"/>
-        </w:rPr>
-        <w:t>Competitive Advantage</w:t>
+          <w:color w:val="000000" w:themeColor="text1"/>
+          <w:sz w:val="28"/>
+          <w:szCs w:val="28"/>
+          <w:lang w:bidi="ar-EG"/>
+        </w:rPr>
+      </w:pPr>
+      <w:r>
+        <w:rPr>
+          <w:b/>
+          <w:bCs/>
+          <w:color w:val="000000" w:themeColor="text1"/>
+          <w:sz w:val="28"/>
+          <w:szCs w:val="28"/>
+          <w:lang w:bidi="ar-EG"/>
+        </w:rPr>
+        <w:t>Target Market</w:t>
       </w:r>
     </w:p>
     <w:p>
@@ -1502,7 +2005,7 @@
           <w:szCs w:val="28"/>
           <w:lang w:bidi="ar-EG"/>
         </w:rPr>
-        <w:t>Market opportunity</w:t>
+        <w:t>Competitive Advantage</w:t>
       </w:r>
     </w:p>
     <w:p>
@@ -1530,16 +2033,7 @@
           <w:szCs w:val="28"/>
           <w:lang w:bidi="ar-EG"/>
         </w:rPr>
-        <w:t>USP (</w:t>
-      </w:r>
-      <w:r>
-        <w:rPr>
-          <w:color w:val="000000" w:themeColor="text1"/>
-          <w:sz w:val="28"/>
-          <w:szCs w:val="28"/>
-          <w:lang w:bidi="ar-EG"/>
-        </w:rPr>
-        <w:t>unique selling point)</w:t>
+        <w:t>Market opportunity</w:t>
       </w:r>
     </w:p>
     <w:p>
@@ -1567,6 +2061,43 @@
           <w:szCs w:val="28"/>
           <w:lang w:bidi="ar-EG"/>
         </w:rPr>
+        <w:t>USP (</w:t>
+      </w:r>
+      <w:r>
+        <w:rPr>
+          <w:color w:val="000000" w:themeColor="text1"/>
+          <w:sz w:val="28"/>
+          <w:szCs w:val="28"/>
+          <w:lang w:bidi="ar-EG"/>
+        </w:rPr>
+        <w:t>unique selling point)</w:t>
+      </w:r>
+    </w:p>
+    <w:p>
+      <w:pPr>
+        <w:pStyle w:val="ListParagraph"/>
+        <w:numPr>
+          <w:ilvl w:val="0"/>
+          <w:numId w:val="2"/>
+        </w:numPr>
+        <w:rPr>
+          <w:b/>
+          <w:bCs/>
+          <w:color w:val="000000" w:themeColor="text1"/>
+          <w:sz w:val="28"/>
+          <w:szCs w:val="28"/>
+          <w:lang w:bidi="ar-EG"/>
+        </w:rPr>
+      </w:pPr>
+      <w:r>
+        <w:rPr>
+          <w:b/>
+          <w:bCs/>
+          <w:color w:val="000000" w:themeColor="text1"/>
+          <w:sz w:val="28"/>
+          <w:szCs w:val="28"/>
+          <w:lang w:bidi="ar-EG"/>
+        </w:rPr>
         <w:t>Phased Development Roadmap</w:t>
       </w:r>
     </w:p>
@@ -1603,14 +2134,377 @@
           <w:szCs w:val="28"/>
           <w:lang w:bidi="ar-EG"/>
         </w:rPr>
+        <w:t xml:space="preserve">Here is the comprehensive business plan for </w:t>
+      </w:r>
+      <w:proofErr w:type="spellStart"/>
+      <w:r>
+        <w:rPr>
+          <w:b/>
+          <w:bCs/>
+          <w:color w:val="000000" w:themeColor="text1"/>
+          <w:sz w:val="28"/>
+          <w:szCs w:val="28"/>
+          <w:lang w:bidi="ar-EG"/>
+        </w:rPr>
+        <w:t>PlayLocal</w:t>
+      </w:r>
+      <w:proofErr w:type="spellEnd"/>
+      <w:r>
+        <w:rPr>
+          <w:b/>
+          <w:bCs/>
+          <w:color w:val="000000" w:themeColor="text1"/>
+          <w:sz w:val="28"/>
+          <w:szCs w:val="28"/>
+          <w:lang w:bidi="ar-EG"/>
+        </w:rPr>
+        <w:t>, incorporating all the features and strategic clarifications</w:t>
+      </w:r>
+      <w:r>
+        <w:rPr>
+          <w:b/>
+          <w:bCs/>
+          <w:color w:val="000000" w:themeColor="text1"/>
+          <w:sz w:val="28"/>
+          <w:szCs w:val="28"/>
+          <w:lang w:bidi="ar-EG"/>
+        </w:rPr>
+        <w:t xml:space="preserve"> </w:t>
+      </w:r>
+      <w:proofErr w:type="gramStart"/>
+      <w:r>
+        <w:rPr>
+          <w:b/>
+          <w:bCs/>
+          <w:color w:val="000000" w:themeColor="text1"/>
+          <w:sz w:val="28"/>
+          <w:szCs w:val="28"/>
+          <w:lang w:bidi="ar-EG"/>
+        </w:rPr>
+        <w:t>states</w:t>
+      </w:r>
+      <w:proofErr w:type="gramEnd"/>
+      <w:r>
+        <w:rPr>
+          <w:b/>
+          <w:bCs/>
+          <w:color w:val="000000" w:themeColor="text1"/>
+          <w:sz w:val="28"/>
+          <w:szCs w:val="28"/>
+          <w:lang w:bidi="ar-EG"/>
+        </w:rPr>
+        <w:t xml:space="preserve"> in the document we discussed in the Meetings</w:t>
+      </w:r>
+      <w:r>
+        <w:rPr>
+          <w:b/>
+          <w:bCs/>
+          <w:color w:val="000000" w:themeColor="text1"/>
+          <w:sz w:val="28"/>
+          <w:szCs w:val="28"/>
+          <w:lang w:bidi="ar-EG"/>
+        </w:rPr>
+        <w:t>. This document is structured to be presented directly to potential investors and to inspire technical talent.</w:t>
+      </w:r>
+    </w:p>
+    <w:p>
+      <w:pPr>
+        <w:spacing w:line="360" w:lineRule="auto"/>
+        <w:rPr>
+          <w:b/>
+          <w:bCs/>
+          <w:color w:val="000000" w:themeColor="text1"/>
+          <w:sz w:val="28"/>
+          <w:szCs w:val="28"/>
+          <w:lang w:bidi="ar-EG"/>
+        </w:rPr>
+      </w:pPr>
+      <w:r>
+        <w:rPr>
+          <w:b/>
+          <w:bCs/>
+          <w:color w:val="000000" w:themeColor="text1"/>
+          <w:sz w:val="28"/>
+          <w:szCs w:val="28"/>
+          <w:lang w:bidi="ar-EG"/>
+        </w:rPr>
+        <w:pict w14:anchorId="40C48157">
+          <v:rect id="_x0000_i1025" style="width:0;height:1.5pt" o:hralign="center" o:hrstd="t" o:hrnoshade="t" o:hr="t" fillcolor="#1b1c1d" stroked="f"/>
+        </w:pict>
+      </w:r>
+    </w:p>
+    <w:p>
+      <w:pPr>
+        <w:spacing w:line="360" w:lineRule="auto"/>
+        <w:rPr>
+          <w:b/>
+          <w:bCs/>
+          <w:color w:val="000000" w:themeColor="text1"/>
+          <w:sz w:val="28"/>
+          <w:szCs w:val="28"/>
+          <w:lang w:bidi="ar-EG"/>
+        </w:rPr>
+      </w:pPr>
+      <w:r>
+        <w:rPr>
+          <w:b/>
+          <w:bCs/>
+          <w:color w:val="000000" w:themeColor="text1"/>
+          <w:sz w:val="28"/>
+          <w:szCs w:val="28"/>
+          <w:lang w:bidi="ar-EG"/>
+        </w:rPr>
+        <w:t xml:space="preserve">Confidential Business Plan: </w:t>
+      </w:r>
+      <w:proofErr w:type="spellStart"/>
+      <w:r>
+        <w:rPr>
+          <w:b/>
+          <w:bCs/>
+          <w:color w:val="000000" w:themeColor="text1"/>
+          <w:sz w:val="28"/>
+          <w:szCs w:val="28"/>
+          <w:lang w:bidi="ar-EG"/>
+        </w:rPr>
+        <w:t>PlayLocal</w:t>
+      </w:r>
+      <w:proofErr w:type="spellEnd"/>
+    </w:p>
+    <w:p>
+      <w:pPr>
+        <w:spacing w:line="360" w:lineRule="auto"/>
+        <w:rPr>
+          <w:b/>
+          <w:bCs/>
+          <w:color w:val="000000" w:themeColor="text1"/>
+          <w:sz w:val="28"/>
+          <w:szCs w:val="28"/>
+          <w:lang w:bidi="ar-EG"/>
+        </w:rPr>
+      </w:pPr>
+      <w:r>
+        <w:rPr>
+          <w:b/>
+          <w:bCs/>
+          <w:color w:val="000000" w:themeColor="text1"/>
+          <w:sz w:val="28"/>
+          <w:szCs w:val="28"/>
+          <w:lang w:bidi="ar-EG"/>
+        </w:rPr>
+        <w:t>Date: August 11, 2025</w:t>
+      </w:r>
+    </w:p>
+    <w:p>
+      <w:pPr>
+        <w:spacing w:line="360" w:lineRule="auto"/>
+        <w:rPr>
+          <w:b/>
+          <w:bCs/>
+          <w:color w:val="000000" w:themeColor="text1"/>
+          <w:sz w:val="28"/>
+          <w:szCs w:val="28"/>
+          <w:lang w:bidi="ar-EG"/>
+        </w:rPr>
+      </w:pPr>
+      <w:r>
+        <w:rPr>
+          <w:b/>
+          <w:bCs/>
+          <w:color w:val="000000" w:themeColor="text1"/>
+          <w:sz w:val="28"/>
+          <w:szCs w:val="28"/>
+          <w:lang w:bidi="ar-EG"/>
+        </w:rPr>
+        <w:t xml:space="preserve">Motto: Don't Just Book a Game. Build a </w:t>
+      </w:r>
+      <w:proofErr w:type="gramStart"/>
+      <w:r>
+        <w:rPr>
+          <w:b/>
+          <w:bCs/>
+          <w:color w:val="000000" w:themeColor="text1"/>
+          <w:sz w:val="28"/>
+          <w:szCs w:val="28"/>
+          <w:lang w:bidi="ar-EG"/>
+        </w:rPr>
+        <w:t>Community</w:t>
+      </w:r>
+      <w:proofErr w:type="gramEnd"/>
+      <w:r>
+        <w:rPr>
+          <w:b/>
+          <w:bCs/>
+          <w:color w:val="000000" w:themeColor="text1"/>
+          <w:sz w:val="28"/>
+          <w:szCs w:val="28"/>
+          <w:lang w:bidi="ar-EG"/>
+        </w:rPr>
+        <w:t>.</w:t>
+      </w:r>
+    </w:p>
+    <w:p>
+      <w:pPr>
+        <w:spacing w:line="360" w:lineRule="auto"/>
+        <w:rPr>
+          <w:b/>
+          <w:bCs/>
+          <w:color w:val="000000" w:themeColor="text1"/>
+          <w:sz w:val="28"/>
+          <w:szCs w:val="28"/>
+          <w:lang w:bidi="ar-EG"/>
+        </w:rPr>
+      </w:pPr>
+      <w:r>
+        <w:rPr>
+          <w:b/>
+          <w:bCs/>
+          <w:color w:val="000000" w:themeColor="text1"/>
+          <w:sz w:val="28"/>
+          <w:szCs w:val="28"/>
+          <w:lang w:bidi="ar-EG"/>
+        </w:rPr>
+        <w:pict w14:anchorId="4DA2CED5">
+          <v:rect id="_x0000_i1026" style="width:0;height:1.5pt" o:hralign="center" o:hrstd="t" o:hrnoshade="t" o:hr="t" fillcolor="#1b1c1d" stroked="f"/>
+        </w:pict>
+      </w:r>
+    </w:p>
+    <w:p>
+      <w:pPr>
+        <w:spacing w:line="360" w:lineRule="auto"/>
+        <w:rPr>
+          <w:b/>
+          <w:bCs/>
+          <w:color w:val="000000" w:themeColor="text1"/>
+          <w:sz w:val="28"/>
+          <w:szCs w:val="28"/>
+          <w:lang w:bidi="ar-EG"/>
+        </w:rPr>
+      </w:pPr>
+      <w:r>
+        <w:rPr>
+          <w:b/>
+          <w:bCs/>
+          <w:color w:val="000000" w:themeColor="text1"/>
+          <w:sz w:val="28"/>
+          <w:szCs w:val="28"/>
+          <w:lang w:bidi="ar-EG"/>
+        </w:rPr>
+        <w:t>1. Executive Summary</w:t>
+      </w:r>
+    </w:p>
+    <w:p>
+      <w:pPr>
+        <w:spacing w:line="360" w:lineRule="auto"/>
+        <w:rPr>
+          <w:color w:val="000000" w:themeColor="text1"/>
+          <w:sz w:val="28"/>
+          <w:szCs w:val="28"/>
+          <w:lang w:bidi="ar-EG"/>
+        </w:rPr>
+      </w:pPr>
+      <w:r>
+        <w:rPr>
+          <w:b/>
+          <w:bCs/>
+          <w:color w:val="000000" w:themeColor="text1"/>
+          <w:sz w:val="28"/>
+          <w:szCs w:val="28"/>
+          <w:lang w:bidi="ar-EG"/>
+        </w:rPr>
         <w:lastRenderedPageBreak/>
-        <w:t xml:space="preserve">Here is the comprehensive business plan for </w:t>
+        <w:t xml:space="preserve">The Problem: </w:t>
+      </w:r>
+      <w:r>
+        <w:rPr>
+          <w:color w:val="000000" w:themeColor="text1"/>
+          <w:sz w:val="28"/>
+          <w:szCs w:val="28"/>
+          <w:lang w:bidi="ar-EG"/>
+        </w:rPr>
+        <w:t>The process of organizing and participating in amateur sports in Egypt is fragmented and inefficient</w:t>
+      </w:r>
+      <w:r>
+        <w:rPr>
+          <w:color w:val="000000" w:themeColor="text1"/>
+          <w:sz w:val="28"/>
+          <w:szCs w:val="28"/>
+          <w:vertAlign w:val="superscript"/>
+          <w:lang w:bidi="ar-EG"/>
+        </w:rPr>
+        <w:t>1</w:t>
+      </w:r>
+      <w:r>
+        <w:rPr>
+          <w:color w:val="000000" w:themeColor="text1"/>
+          <w:sz w:val="28"/>
+          <w:szCs w:val="28"/>
+          <w:lang w:bidi="ar-EG"/>
+        </w:rPr>
+        <w:t>. Players struggle to find available venues and replacements for last-minute dropouts. Venue owners lack the digital tools to maximize their occupancy, understand their customers, and drive repeat business, relying heavily on manual methods. Current market solutions are purely transactional, focusing on basic booking and payments</w:t>
+      </w:r>
+      <w:r>
+        <w:rPr>
+          <w:color w:val="000000" w:themeColor="text1"/>
+          <w:sz w:val="28"/>
+          <w:szCs w:val="28"/>
+          <w:vertAlign w:val="superscript"/>
+          <w:lang w:bidi="ar-EG"/>
+        </w:rPr>
+        <w:t>2</w:t>
+      </w:r>
+      <w:r>
+        <w:rPr>
+          <w:color w:val="000000" w:themeColor="text1"/>
+          <w:sz w:val="28"/>
+          <w:szCs w:val="28"/>
+          <w:lang w:bidi="ar-EG"/>
+        </w:rPr>
+        <w:t>. They fundamentally ignore the most valuable aspect of sports: the community</w:t>
+      </w:r>
+      <w:r>
+        <w:rPr>
+          <w:color w:val="000000" w:themeColor="text1"/>
+          <w:sz w:val="28"/>
+          <w:szCs w:val="28"/>
+          <w:vertAlign w:val="superscript"/>
+          <w:lang w:bidi="ar-EG"/>
+        </w:rPr>
+        <w:t>3</w:t>
+      </w:r>
+      <w:r>
+        <w:rPr>
+          <w:color w:val="000000" w:themeColor="text1"/>
+          <w:sz w:val="28"/>
+          <w:szCs w:val="28"/>
+          <w:lang w:bidi="ar-EG"/>
+        </w:rPr>
+        <w:t>.</w:t>
+      </w:r>
+    </w:p>
+    <w:p>
+      <w:pPr>
+        <w:spacing w:line="360" w:lineRule="auto"/>
+        <w:rPr>
+          <w:color w:val="000000" w:themeColor="text1"/>
+          <w:sz w:val="28"/>
+          <w:szCs w:val="28"/>
+          <w:lang w:bidi="ar-EG"/>
+        </w:rPr>
+      </w:pPr>
+      <w:r>
+        <w:rPr>
+          <w:b/>
+          <w:bCs/>
+          <w:color w:val="000000" w:themeColor="text1"/>
+          <w:sz w:val="28"/>
+          <w:szCs w:val="28"/>
+          <w:lang w:bidi="ar-EG"/>
+        </w:rPr>
+        <w:t xml:space="preserve">Our Solution: </w:t>
       </w:r>
       <w:proofErr w:type="spellStart"/>
       <w:r>
         <w:rPr>
-          <w:b/>
-          <w:bCs/>
           <w:color w:val="000000" w:themeColor="text1"/>
           <w:sz w:val="28"/>
           <w:szCs w:val="28"/>
@@ -1621,400 +2515,311 @@
       <w:proofErr w:type="spellEnd"/>
       <w:r>
         <w:rPr>
-          <w:b/>
-          <w:bCs/>
-          <w:color w:val="000000" w:themeColor="text1"/>
-          <w:sz w:val="28"/>
-          <w:szCs w:val="28"/>
-          <w:lang w:bidi="ar-EG"/>
-        </w:rPr>
-        <w:t>, incorporating all the features and strategic clarifications</w:t>
-      </w:r>
-      <w:r>
-        <w:rPr>
-          <w:b/>
-          <w:bCs/>
-          <w:color w:val="000000" w:themeColor="text1"/>
-          <w:sz w:val="28"/>
-          <w:szCs w:val="28"/>
-          <w:lang w:bidi="ar-EG"/>
-        </w:rPr>
-        <w:t xml:space="preserve"> </w:t>
-      </w:r>
-      <w:proofErr w:type="gramStart"/>
-      <w:r>
-        <w:rPr>
-          <w:b/>
-          <w:bCs/>
-          <w:color w:val="000000" w:themeColor="text1"/>
-          <w:sz w:val="28"/>
-          <w:szCs w:val="28"/>
-          <w:lang w:bidi="ar-EG"/>
-        </w:rPr>
-        <w:t>states</w:t>
-      </w:r>
-      <w:proofErr w:type="gramEnd"/>
-      <w:r>
-        <w:rPr>
-          <w:b/>
-          <w:bCs/>
-          <w:color w:val="000000" w:themeColor="text1"/>
-          <w:sz w:val="28"/>
-          <w:szCs w:val="28"/>
-          <w:lang w:bidi="ar-EG"/>
-        </w:rPr>
-        <w:t xml:space="preserve"> in the document we discussed in the Meetings</w:t>
-      </w:r>
-      <w:r>
-        <w:rPr>
-          <w:b/>
-          <w:bCs/>
-          <w:color w:val="000000" w:themeColor="text1"/>
-          <w:sz w:val="28"/>
-          <w:szCs w:val="28"/>
-          <w:lang w:bidi="ar-EG"/>
-        </w:rPr>
-        <w:t>. This document is structured to be presented directly to potential investors and to inspire technical talent.</w:t>
+          <w:color w:val="000000" w:themeColor="text1"/>
+          <w:sz w:val="28"/>
+          <w:szCs w:val="28"/>
+          <w:lang w:bidi="ar-EG"/>
+        </w:rPr>
+        <w:t xml:space="preserve"> is a comprehensive, community-centric mobile platform designed to revolutionize the amateur sports experience</w:t>
+      </w:r>
+      <w:r>
+        <w:rPr>
+          <w:color w:val="000000" w:themeColor="text1"/>
+          <w:sz w:val="28"/>
+          <w:szCs w:val="28"/>
+          <w:vertAlign w:val="superscript"/>
+          <w:lang w:bidi="ar-EG"/>
+        </w:rPr>
+        <w:t>444</w:t>
+      </w:r>
+      <w:r>
+        <w:rPr>
+          <w:color w:val="000000" w:themeColor="text1"/>
+          <w:sz w:val="28"/>
+          <w:szCs w:val="28"/>
+          <w:lang w:bidi="ar-EG"/>
+        </w:rPr>
+        <w:t xml:space="preserve">. We go beyond simple booking to create a complete ecosystem. For </w:t>
       </w:r>
     </w:p>
     <w:p>
       <w:pPr>
         <w:spacing w:line="360" w:lineRule="auto"/>
         <w:rPr>
-          <w:b/>
-          <w:bCs/>
-          <w:color w:val="000000" w:themeColor="text1"/>
-          <w:sz w:val="28"/>
-          <w:szCs w:val="28"/>
-          <w:lang w:bidi="ar-EG"/>
-        </w:rPr>
-      </w:pPr>
-      <w:r>
-        <w:rPr>
-          <w:b/>
-          <w:bCs/>
-          <w:color w:val="000000" w:themeColor="text1"/>
-          <w:sz w:val="28"/>
-          <w:szCs w:val="28"/>
-          <w:lang w:bidi="ar-EG"/>
-        </w:rPr>
-        <w:pict w14:anchorId="40C48157">
-          <v:rect id="_x0000_i1055" style="width:0;height:1.5pt" o:hralign="center" o:hrstd="t" o:hrnoshade="t" o:hr="t" fillcolor="#1b1c1d" stroked="f"/>
-        </w:pict>
+          <w:color w:val="000000" w:themeColor="text1"/>
+          <w:sz w:val="28"/>
+          <w:szCs w:val="28"/>
+          <w:lang w:bidi="ar-EG"/>
+        </w:rPr>
+      </w:pPr>
+      <w:r>
+        <w:rPr>
+          <w:color w:val="000000" w:themeColor="text1"/>
+          <w:sz w:val="28"/>
+          <w:szCs w:val="28"/>
+          <w:lang w:bidi="ar-EG"/>
+        </w:rPr>
+        <w:t>players, we offer a seamless way to find venues, discover games, and connect with other players through unique social features</w:t>
+      </w:r>
+      <w:r>
+        <w:rPr>
+          <w:color w:val="000000" w:themeColor="text1"/>
+          <w:sz w:val="28"/>
+          <w:szCs w:val="28"/>
+          <w:vertAlign w:val="superscript"/>
+          <w:lang w:bidi="ar-EG"/>
+        </w:rPr>
+        <w:t>5</w:t>
+      </w:r>
+      <w:r>
+        <w:rPr>
+          <w:color w:val="000000" w:themeColor="text1"/>
+          <w:sz w:val="28"/>
+          <w:szCs w:val="28"/>
+          <w:lang w:bidi="ar-EG"/>
+        </w:rPr>
+        <w:t xml:space="preserve">. For </w:t>
       </w:r>
     </w:p>
     <w:p>
       <w:pPr>
         <w:spacing w:line="360" w:lineRule="auto"/>
         <w:rPr>
-          <w:b/>
-          <w:bCs/>
-          <w:color w:val="000000" w:themeColor="text1"/>
-          <w:sz w:val="28"/>
-          <w:szCs w:val="28"/>
-          <w:lang w:bidi="ar-EG"/>
-        </w:rPr>
-      </w:pPr>
-      <w:r>
-        <w:rPr>
-          <w:b/>
-          <w:bCs/>
-          <w:color w:val="000000" w:themeColor="text1"/>
-          <w:sz w:val="28"/>
-          <w:szCs w:val="28"/>
-          <w:lang w:bidi="ar-EG"/>
-        </w:rPr>
-        <w:t xml:space="preserve">Confidential Business Plan: </w:t>
-      </w:r>
-      <w:proofErr w:type="spellStart"/>
-      <w:r>
-        <w:rPr>
-          <w:b/>
-          <w:bCs/>
-          <w:color w:val="000000" w:themeColor="text1"/>
-          <w:sz w:val="28"/>
-          <w:szCs w:val="28"/>
-          <w:lang w:bidi="ar-EG"/>
-        </w:rPr>
-        <w:t>PlayLocal</w:t>
-      </w:r>
-      <w:proofErr w:type="spellEnd"/>
+          <w:color w:val="000000" w:themeColor="text1"/>
+          <w:sz w:val="28"/>
+          <w:szCs w:val="28"/>
+          <w:lang w:bidi="ar-EG"/>
+        </w:rPr>
+      </w:pPr>
+      <w:r>
+        <w:rPr>
+          <w:color w:val="000000" w:themeColor="text1"/>
+          <w:sz w:val="28"/>
+          <w:szCs w:val="28"/>
+          <w:lang w:bidi="ar-EG"/>
+        </w:rPr>
+        <w:t xml:space="preserve">venue owners, we provide a powerful suite of business tools—a Smart Analytics Dashboard </w:t>
+      </w:r>
+      <w:r>
+        <w:rPr>
+          <w:color w:val="000000" w:themeColor="text1"/>
+          <w:sz w:val="28"/>
+          <w:szCs w:val="28"/>
+          <w:vertAlign w:val="superscript"/>
+          <w:lang w:bidi="ar-EG"/>
+        </w:rPr>
+        <w:t>66</w:t>
+      </w:r>
+      <w:r>
+        <w:rPr>
+          <w:color w:val="000000" w:themeColor="text1"/>
+          <w:sz w:val="28"/>
+          <w:szCs w:val="28"/>
+          <w:lang w:bidi="ar-EG"/>
+        </w:rPr>
+        <w:t xml:space="preserve">, customer loyalty features </w:t>
+      </w:r>
+      <w:r>
+        <w:rPr>
+          <w:color w:val="000000" w:themeColor="text1"/>
+          <w:sz w:val="28"/>
+          <w:szCs w:val="28"/>
+          <w:vertAlign w:val="superscript"/>
+          <w:lang w:bidi="ar-EG"/>
+        </w:rPr>
+        <w:t>77</w:t>
+      </w:r>
+      <w:r>
+        <w:rPr>
+          <w:color w:val="000000" w:themeColor="text1"/>
+          <w:sz w:val="28"/>
+          <w:szCs w:val="28"/>
+          <w:lang w:bidi="ar-EG"/>
+        </w:rPr>
+        <w:t>, and new revenue channels—to maximize profit and prove the value of our platform</w:t>
+      </w:r>
+      <w:r>
+        <w:rPr>
+          <w:color w:val="000000" w:themeColor="text1"/>
+          <w:sz w:val="28"/>
+          <w:szCs w:val="28"/>
+          <w:vertAlign w:val="superscript"/>
+          <w:lang w:bidi="ar-EG"/>
+        </w:rPr>
+        <w:t>8888</w:t>
+      </w:r>
+      <w:r>
+        <w:rPr>
+          <w:color w:val="000000" w:themeColor="text1"/>
+          <w:sz w:val="28"/>
+          <w:szCs w:val="28"/>
+          <w:lang w:bidi="ar-EG"/>
+        </w:rPr>
+        <w:t>.</w:t>
+      </w:r>
     </w:p>
     <w:p>
       <w:pPr>
         <w:spacing w:line="360" w:lineRule="auto"/>
         <w:rPr>
-          <w:b/>
-          <w:bCs/>
-          <w:color w:val="000000" w:themeColor="text1"/>
-          <w:sz w:val="28"/>
-          <w:szCs w:val="28"/>
-          <w:lang w:bidi="ar-EG"/>
-        </w:rPr>
-      </w:pPr>
-      <w:r>
-        <w:rPr>
-          <w:b/>
-          <w:bCs/>
-          <w:color w:val="000000" w:themeColor="text1"/>
-          <w:sz w:val="28"/>
-          <w:szCs w:val="28"/>
-          <w:lang w:bidi="ar-EG"/>
-        </w:rPr>
-        <w:t>Date: August 11, 2025</w:t>
+          <w:color w:val="000000" w:themeColor="text1"/>
+          <w:sz w:val="28"/>
+          <w:szCs w:val="28"/>
+          <w:lang w:bidi="ar-EG"/>
+        </w:rPr>
+      </w:pPr>
+      <w:r>
+        <w:rPr>
+          <w:b/>
+          <w:bCs/>
+          <w:color w:val="000000" w:themeColor="text1"/>
+          <w:sz w:val="28"/>
+          <w:szCs w:val="28"/>
+          <w:lang w:bidi="ar-EG"/>
+        </w:rPr>
+        <w:t xml:space="preserve">Target Market: </w:t>
+      </w:r>
+      <w:r>
+        <w:rPr>
+          <w:color w:val="000000" w:themeColor="text1"/>
+          <w:sz w:val="28"/>
+          <w:szCs w:val="28"/>
+          <w:lang w:bidi="ar-EG"/>
+        </w:rPr>
+        <w:t>Our initial launch market is Greater Cairo, leveraging the massive and growing demand for sports like football and padel tennis</w:t>
+      </w:r>
+      <w:r>
+        <w:rPr>
+          <w:color w:val="000000" w:themeColor="text1"/>
+          <w:sz w:val="28"/>
+          <w:szCs w:val="28"/>
+          <w:vertAlign w:val="superscript"/>
+          <w:lang w:bidi="ar-EG"/>
+        </w:rPr>
+        <w:t>999</w:t>
+      </w:r>
+      <w:r>
+        <w:rPr>
+          <w:color w:val="000000" w:themeColor="text1"/>
+          <w:sz w:val="28"/>
+          <w:szCs w:val="28"/>
+          <w:lang w:bidi="ar-EG"/>
+        </w:rPr>
+        <w:t>. With hundreds of sports venues in this region alone, the opportunity for rapid adoption is significant</w:t>
+      </w:r>
+      <w:r>
+        <w:rPr>
+          <w:color w:val="000000" w:themeColor="text1"/>
+          <w:sz w:val="28"/>
+          <w:szCs w:val="28"/>
+          <w:vertAlign w:val="superscript"/>
+          <w:lang w:bidi="ar-EG"/>
+        </w:rPr>
+        <w:t>10</w:t>
+      </w:r>
+      <w:r>
+        <w:rPr>
+          <w:color w:val="000000" w:themeColor="text1"/>
+          <w:sz w:val="28"/>
+          <w:szCs w:val="28"/>
+          <w:lang w:bidi="ar-EG"/>
+        </w:rPr>
+        <w:t>.</w:t>
       </w:r>
     </w:p>
     <w:p>
       <w:pPr>
         <w:spacing w:line="360" w:lineRule="auto"/>
         <w:rPr>
-          <w:b/>
-          <w:bCs/>
-          <w:color w:val="000000" w:themeColor="text1"/>
-          <w:sz w:val="28"/>
-          <w:szCs w:val="28"/>
-          <w:lang w:bidi="ar-EG"/>
-        </w:rPr>
-      </w:pPr>
-      <w:r>
-        <w:rPr>
-          <w:b/>
-          <w:bCs/>
-          <w:color w:val="000000" w:themeColor="text1"/>
-          <w:sz w:val="28"/>
-          <w:szCs w:val="28"/>
-          <w:lang w:bidi="ar-EG"/>
-        </w:rPr>
-        <w:t xml:space="preserve">Motto: Don't Just Book a Game. Build a </w:t>
-      </w:r>
-      <w:proofErr w:type="gramStart"/>
-      <w:r>
-        <w:rPr>
-          <w:b/>
-          <w:bCs/>
-          <w:color w:val="000000" w:themeColor="text1"/>
-          <w:sz w:val="28"/>
-          <w:szCs w:val="28"/>
-          <w:lang w:bidi="ar-EG"/>
-        </w:rPr>
-        <w:t>Community</w:t>
-      </w:r>
-      <w:proofErr w:type="gramEnd"/>
-      <w:r>
-        <w:rPr>
-          <w:b/>
-          <w:bCs/>
-          <w:color w:val="000000" w:themeColor="text1"/>
-          <w:sz w:val="28"/>
-          <w:szCs w:val="28"/>
-          <w:lang w:bidi="ar-EG"/>
-        </w:rPr>
-        <w:t>.</w:t>
+          <w:color w:val="000000" w:themeColor="text1"/>
+          <w:sz w:val="28"/>
+          <w:szCs w:val="28"/>
+          <w:lang w:bidi="ar-EG"/>
+        </w:rPr>
+      </w:pPr>
+      <w:r>
+        <w:rPr>
+          <w:b/>
+          <w:bCs/>
+          <w:color w:val="000000" w:themeColor="text1"/>
+          <w:sz w:val="28"/>
+          <w:szCs w:val="28"/>
+          <w:lang w:bidi="ar-EG"/>
+        </w:rPr>
+        <w:t xml:space="preserve">Competitive Advantage: </w:t>
+      </w:r>
+      <w:r>
+        <w:rPr>
+          <w:color w:val="000000" w:themeColor="text1"/>
+          <w:sz w:val="28"/>
+          <w:szCs w:val="28"/>
+          <w:lang w:bidi="ar-EG"/>
+        </w:rPr>
+        <w:t>Our competitors focus on the transaction; we own the entire experience</w:t>
+      </w:r>
+      <w:r>
+        <w:rPr>
+          <w:color w:val="000000" w:themeColor="text1"/>
+          <w:sz w:val="28"/>
+          <w:szCs w:val="28"/>
+          <w:vertAlign w:val="superscript"/>
+          <w:lang w:bidi="ar-EG"/>
+        </w:rPr>
+        <w:t>11</w:t>
+      </w:r>
+      <w:r>
+        <w:rPr>
+          <w:color w:val="000000" w:themeColor="text1"/>
+          <w:sz w:val="28"/>
+          <w:szCs w:val="28"/>
+          <w:lang w:bidi="ar-EG"/>
+        </w:rPr>
+        <w:t xml:space="preserve">. Our key differentiator is the </w:t>
       </w:r>
     </w:p>
     <w:p>
       <w:pPr>
         <w:spacing w:line="360" w:lineRule="auto"/>
         <w:rPr>
-          <w:b/>
-          <w:bCs/>
-          <w:color w:val="000000" w:themeColor="text1"/>
-          <w:sz w:val="28"/>
-          <w:szCs w:val="28"/>
-          <w:lang w:bidi="ar-EG"/>
-        </w:rPr>
-      </w:pPr>
-      <w:r>
-        <w:rPr>
-          <w:b/>
-          <w:bCs/>
-          <w:color w:val="000000" w:themeColor="text1"/>
-          <w:sz w:val="28"/>
-          <w:szCs w:val="28"/>
-          <w:lang w:bidi="ar-EG"/>
-        </w:rPr>
-        <w:pict w14:anchorId="4DA2CED5">
-          <v:rect id="_x0000_i1056" style="width:0;height:1.5pt" o:hralign="center" o:hrstd="t" o:hrnoshade="t" o:hr="t" fillcolor="#1b1c1d" stroked="f"/>
-        </w:pict>
+          <w:color w:val="000000" w:themeColor="text1"/>
+          <w:sz w:val="28"/>
+          <w:szCs w:val="28"/>
+          <w:lang w:bidi="ar-EG"/>
+        </w:rPr>
+      </w:pPr>
+      <w:r>
+        <w:rPr>
+          <w:color w:val="000000" w:themeColor="text1"/>
+          <w:sz w:val="28"/>
+          <w:szCs w:val="28"/>
+          <w:lang w:bidi="ar-EG"/>
+        </w:rPr>
+        <w:t>Sports Community Platform</w:t>
+      </w:r>
+      <w:r>
+        <w:rPr>
+          <w:color w:val="000000" w:themeColor="text1"/>
+          <w:sz w:val="28"/>
+          <w:szCs w:val="28"/>
+          <w:vertAlign w:val="superscript"/>
+          <w:lang w:bidi="ar-EG"/>
+        </w:rPr>
+        <w:t>12</w:t>
+      </w:r>
+      <w:r>
+        <w:rPr>
+          <w:color w:val="000000" w:themeColor="text1"/>
+          <w:sz w:val="28"/>
+          <w:szCs w:val="28"/>
+          <w:lang w:bidi="ar-EG"/>
+        </w:rPr>
+        <w:t xml:space="preserve">. Features like the </w:t>
       </w:r>
     </w:p>
     <w:p>
       <w:pPr>
         <w:spacing w:line="360" w:lineRule="auto"/>
         <w:rPr>
-          <w:b/>
-          <w:bCs/>
-          <w:color w:val="000000" w:themeColor="text1"/>
-          <w:sz w:val="28"/>
-          <w:szCs w:val="28"/>
-          <w:lang w:bidi="ar-EG"/>
-        </w:rPr>
-      </w:pPr>
-      <w:r>
-        <w:rPr>
-          <w:b/>
-          <w:bCs/>
-          <w:color w:val="000000" w:themeColor="text1"/>
-          <w:sz w:val="28"/>
-          <w:szCs w:val="28"/>
-          <w:lang w:bidi="ar-EG"/>
-        </w:rPr>
-        <w:t>1. Executive Summary</w:t>
-      </w:r>
-    </w:p>
-    <w:p>
-      <w:pPr>
-        <w:spacing w:line="360" w:lineRule="auto"/>
-        <w:rPr>
-          <w:color w:val="000000" w:themeColor="text1"/>
-          <w:sz w:val="28"/>
-          <w:szCs w:val="28"/>
-          <w:lang w:bidi="ar-EG"/>
-        </w:rPr>
-      </w:pPr>
-      <w:r>
-        <w:rPr>
-          <w:b/>
-          <w:bCs/>
-          <w:color w:val="000000" w:themeColor="text1"/>
-          <w:sz w:val="28"/>
-          <w:szCs w:val="28"/>
-          <w:lang w:bidi="ar-EG"/>
-        </w:rPr>
-        <w:t xml:space="preserve">The Problem: </w:t>
-      </w:r>
-      <w:r>
-        <w:rPr>
-          <w:color w:val="000000" w:themeColor="text1"/>
-          <w:sz w:val="28"/>
-          <w:szCs w:val="28"/>
-          <w:lang w:bidi="ar-EG"/>
-        </w:rPr>
-        <w:t>The process of organizing and participating in amateur sports in Egypt is fragmented and inefficient</w:t>
-      </w:r>
-      <w:r>
-        <w:rPr>
-          <w:color w:val="000000" w:themeColor="text1"/>
-          <w:sz w:val="28"/>
-          <w:szCs w:val="28"/>
-          <w:vertAlign w:val="superscript"/>
-          <w:lang w:bidi="ar-EG"/>
-        </w:rPr>
-        <w:t>1</w:t>
-      </w:r>
-      <w:r>
-        <w:rPr>
-          <w:color w:val="000000" w:themeColor="text1"/>
-          <w:sz w:val="28"/>
-          <w:szCs w:val="28"/>
-          <w:lang w:bidi="ar-EG"/>
-        </w:rPr>
-        <w:t>. Players struggle to find available venues and replacements for last-minute dropouts. Venue owners lack the digital tools to maximize their occupancy, understand their customers, and drive repeat business, relying heavily on manual methods. Current market solutions are purely transactional, focusing on basic booking and payments</w:t>
-      </w:r>
-      <w:r>
-        <w:rPr>
-          <w:color w:val="000000" w:themeColor="text1"/>
-          <w:sz w:val="28"/>
-          <w:szCs w:val="28"/>
-          <w:vertAlign w:val="superscript"/>
-          <w:lang w:bidi="ar-EG"/>
-        </w:rPr>
-        <w:t>2</w:t>
-      </w:r>
-      <w:r>
-        <w:rPr>
-          <w:color w:val="000000" w:themeColor="text1"/>
-          <w:sz w:val="28"/>
-          <w:szCs w:val="28"/>
-          <w:lang w:bidi="ar-EG"/>
-        </w:rPr>
-        <w:t>. They fundamentally ignore the most valuable aspect of sports: the community</w:t>
-      </w:r>
-      <w:r>
-        <w:rPr>
-          <w:color w:val="000000" w:themeColor="text1"/>
-          <w:sz w:val="28"/>
-          <w:szCs w:val="28"/>
-          <w:vertAlign w:val="superscript"/>
-          <w:lang w:bidi="ar-EG"/>
-        </w:rPr>
-        <w:t>3</w:t>
-      </w:r>
-      <w:r>
-        <w:rPr>
-          <w:color w:val="000000" w:themeColor="text1"/>
-          <w:sz w:val="28"/>
-          <w:szCs w:val="28"/>
-          <w:lang w:bidi="ar-EG"/>
-        </w:rPr>
-        <w:t>.</w:t>
-      </w:r>
-    </w:p>
-    <w:p>
-      <w:pPr>
-        <w:spacing w:line="360" w:lineRule="auto"/>
-        <w:rPr>
-          <w:color w:val="000000" w:themeColor="text1"/>
-          <w:sz w:val="28"/>
-          <w:szCs w:val="28"/>
-          <w:lang w:bidi="ar-EG"/>
-        </w:rPr>
-      </w:pPr>
-      <w:r>
-        <w:rPr>
-          <w:b/>
-          <w:bCs/>
-          <w:color w:val="000000" w:themeColor="text1"/>
-          <w:sz w:val="28"/>
-          <w:szCs w:val="28"/>
-          <w:lang w:bidi="ar-EG"/>
-        </w:rPr>
-        <w:t xml:space="preserve">Our Solution: </w:t>
-      </w:r>
-      <w:proofErr w:type="spellStart"/>
-      <w:r>
-        <w:rPr>
-          <w:color w:val="000000" w:themeColor="text1"/>
-          <w:sz w:val="28"/>
-          <w:szCs w:val="28"/>
-          <w:lang w:bidi="ar-EG"/>
-        </w:rPr>
-        <w:t>PlayLocal</w:t>
-      </w:r>
-      <w:proofErr w:type="spellEnd"/>
-      <w:r>
-        <w:rPr>
-          <w:color w:val="000000" w:themeColor="text1"/>
-          <w:sz w:val="28"/>
-          <w:szCs w:val="28"/>
-          <w:lang w:bidi="ar-EG"/>
-        </w:rPr>
-        <w:t xml:space="preserve"> is a comprehensive, community-centric mobile platform designed to revolutionize the amateur sports experience</w:t>
-      </w:r>
-      <w:r>
-        <w:rPr>
-          <w:color w:val="000000" w:themeColor="text1"/>
-          <w:sz w:val="28"/>
-          <w:szCs w:val="28"/>
-          <w:vertAlign w:val="superscript"/>
-          <w:lang w:bidi="ar-EG"/>
-        </w:rPr>
-        <w:t>444</w:t>
-      </w:r>
-      <w:r>
-        <w:rPr>
-          <w:color w:val="000000" w:themeColor="text1"/>
-          <w:sz w:val="28"/>
-          <w:szCs w:val="28"/>
-          <w:lang w:bidi="ar-EG"/>
-        </w:rPr>
-        <w:t xml:space="preserve">. We go beyond simple booking to create a complete ecosystem. For </w:t>
-      </w:r>
-    </w:p>
-    <w:p>
-      <w:pPr>
-        <w:spacing w:line="360" w:lineRule="auto"/>
-        <w:rPr>
           <w:color w:val="000000" w:themeColor="text1"/>
           <w:sz w:val="28"/>
           <w:szCs w:val="28"/>
@@ -2029,280 +2834,6 @@
           <w:lang w:bidi="ar-EG"/>
         </w:rPr>
         <w:lastRenderedPageBreak/>
-        <w:t>players, we offer a seamless way to find venues, discover games, and connect with other players through unique social features</w:t>
-      </w:r>
-      <w:r>
-        <w:rPr>
-          <w:color w:val="000000" w:themeColor="text1"/>
-          <w:sz w:val="28"/>
-          <w:szCs w:val="28"/>
-          <w:vertAlign w:val="superscript"/>
-          <w:lang w:bidi="ar-EG"/>
-        </w:rPr>
-        <w:t>5</w:t>
-      </w:r>
-      <w:r>
-        <w:rPr>
-          <w:color w:val="000000" w:themeColor="text1"/>
-          <w:sz w:val="28"/>
-          <w:szCs w:val="28"/>
-          <w:lang w:bidi="ar-EG"/>
-        </w:rPr>
-        <w:t xml:space="preserve">. For </w:t>
-      </w:r>
-    </w:p>
-    <w:p>
-      <w:pPr>
-        <w:spacing w:line="360" w:lineRule="auto"/>
-        <w:rPr>
-          <w:color w:val="000000" w:themeColor="text1"/>
-          <w:sz w:val="28"/>
-          <w:szCs w:val="28"/>
-          <w:lang w:bidi="ar-EG"/>
-        </w:rPr>
-      </w:pPr>
-      <w:r>
-        <w:rPr>
-          <w:color w:val="000000" w:themeColor="text1"/>
-          <w:sz w:val="28"/>
-          <w:szCs w:val="28"/>
-          <w:lang w:bidi="ar-EG"/>
-        </w:rPr>
-        <w:t xml:space="preserve">venue owners, we provide a powerful suite of business tools—a Smart Analytics Dashboard </w:t>
-      </w:r>
-      <w:r>
-        <w:rPr>
-          <w:color w:val="000000" w:themeColor="text1"/>
-          <w:sz w:val="28"/>
-          <w:szCs w:val="28"/>
-          <w:vertAlign w:val="superscript"/>
-          <w:lang w:bidi="ar-EG"/>
-        </w:rPr>
-        <w:t>66</w:t>
-      </w:r>
-      <w:r>
-        <w:rPr>
-          <w:color w:val="000000" w:themeColor="text1"/>
-          <w:sz w:val="28"/>
-          <w:szCs w:val="28"/>
-          <w:lang w:bidi="ar-EG"/>
-        </w:rPr>
-        <w:t xml:space="preserve">, customer loyalty features </w:t>
-      </w:r>
-      <w:r>
-        <w:rPr>
-          <w:color w:val="000000" w:themeColor="text1"/>
-          <w:sz w:val="28"/>
-          <w:szCs w:val="28"/>
-          <w:vertAlign w:val="superscript"/>
-          <w:lang w:bidi="ar-EG"/>
-        </w:rPr>
-        <w:t>77</w:t>
-      </w:r>
-      <w:r>
-        <w:rPr>
-          <w:color w:val="000000" w:themeColor="text1"/>
-          <w:sz w:val="28"/>
-          <w:szCs w:val="28"/>
-          <w:lang w:bidi="ar-EG"/>
-        </w:rPr>
-        <w:t>, and new revenue channels—to maximize profit and prove the value of our platform</w:t>
-      </w:r>
-      <w:r>
-        <w:rPr>
-          <w:color w:val="000000" w:themeColor="text1"/>
-          <w:sz w:val="28"/>
-          <w:szCs w:val="28"/>
-          <w:vertAlign w:val="superscript"/>
-          <w:lang w:bidi="ar-EG"/>
-        </w:rPr>
-        <w:t>8888</w:t>
-      </w:r>
-      <w:r>
-        <w:rPr>
-          <w:color w:val="000000" w:themeColor="text1"/>
-          <w:sz w:val="28"/>
-          <w:szCs w:val="28"/>
-          <w:lang w:bidi="ar-EG"/>
-        </w:rPr>
-        <w:t>.</w:t>
-      </w:r>
-    </w:p>
-    <w:p>
-      <w:pPr>
-        <w:spacing w:line="360" w:lineRule="auto"/>
-        <w:rPr>
-          <w:color w:val="000000" w:themeColor="text1"/>
-          <w:sz w:val="28"/>
-          <w:szCs w:val="28"/>
-          <w:lang w:bidi="ar-EG"/>
-        </w:rPr>
-      </w:pPr>
-      <w:r>
-        <w:rPr>
-          <w:b/>
-          <w:bCs/>
-          <w:color w:val="000000" w:themeColor="text1"/>
-          <w:sz w:val="28"/>
-          <w:szCs w:val="28"/>
-          <w:lang w:bidi="ar-EG"/>
-        </w:rPr>
-        <w:t xml:space="preserve">Target Market: </w:t>
-      </w:r>
-      <w:r>
-        <w:rPr>
-          <w:color w:val="000000" w:themeColor="text1"/>
-          <w:sz w:val="28"/>
-          <w:szCs w:val="28"/>
-          <w:lang w:bidi="ar-EG"/>
-        </w:rPr>
-        <w:t>Our initial launch market is Greater Cairo, leveraging the massive and growing demand for sports like football and padel tennis</w:t>
-      </w:r>
-      <w:r>
-        <w:rPr>
-          <w:color w:val="000000" w:themeColor="text1"/>
-          <w:sz w:val="28"/>
-          <w:szCs w:val="28"/>
-          <w:vertAlign w:val="superscript"/>
-          <w:lang w:bidi="ar-EG"/>
-        </w:rPr>
-        <w:t>999</w:t>
-      </w:r>
-      <w:r>
-        <w:rPr>
-          <w:color w:val="000000" w:themeColor="text1"/>
-          <w:sz w:val="28"/>
-          <w:szCs w:val="28"/>
-          <w:lang w:bidi="ar-EG"/>
-        </w:rPr>
-        <w:t>. With hundreds of sports venues in this region alone, the opportunity for rapid adoption is significant</w:t>
-      </w:r>
-      <w:r>
-        <w:rPr>
-          <w:color w:val="000000" w:themeColor="text1"/>
-          <w:sz w:val="28"/>
-          <w:szCs w:val="28"/>
-          <w:vertAlign w:val="superscript"/>
-          <w:lang w:bidi="ar-EG"/>
-        </w:rPr>
-        <w:t>10</w:t>
-      </w:r>
-      <w:r>
-        <w:rPr>
-          <w:color w:val="000000" w:themeColor="text1"/>
-          <w:sz w:val="28"/>
-          <w:szCs w:val="28"/>
-          <w:lang w:bidi="ar-EG"/>
-        </w:rPr>
-        <w:t>.</w:t>
-      </w:r>
-    </w:p>
-    <w:p>
-      <w:pPr>
-        <w:spacing w:line="360" w:lineRule="auto"/>
-        <w:rPr>
-          <w:color w:val="000000" w:themeColor="text1"/>
-          <w:sz w:val="28"/>
-          <w:szCs w:val="28"/>
-          <w:lang w:bidi="ar-EG"/>
-        </w:rPr>
-      </w:pPr>
-      <w:r>
-        <w:rPr>
-          <w:b/>
-          <w:bCs/>
-          <w:color w:val="000000" w:themeColor="text1"/>
-          <w:sz w:val="28"/>
-          <w:szCs w:val="28"/>
-          <w:lang w:bidi="ar-EG"/>
-        </w:rPr>
-        <w:t xml:space="preserve">Competitive Advantage: </w:t>
-      </w:r>
-      <w:r>
-        <w:rPr>
-          <w:color w:val="000000" w:themeColor="text1"/>
-          <w:sz w:val="28"/>
-          <w:szCs w:val="28"/>
-          <w:lang w:bidi="ar-EG"/>
-        </w:rPr>
-        <w:t>Our competitors focus on the transaction; we own the entire experience</w:t>
-      </w:r>
-      <w:r>
-        <w:rPr>
-          <w:color w:val="000000" w:themeColor="text1"/>
-          <w:sz w:val="28"/>
-          <w:szCs w:val="28"/>
-          <w:vertAlign w:val="superscript"/>
-          <w:lang w:bidi="ar-EG"/>
-        </w:rPr>
-        <w:t>11</w:t>
-      </w:r>
-      <w:r>
-        <w:rPr>
-          <w:color w:val="000000" w:themeColor="text1"/>
-          <w:sz w:val="28"/>
-          <w:szCs w:val="28"/>
-          <w:lang w:bidi="ar-EG"/>
-        </w:rPr>
-        <w:t xml:space="preserve">. Our key differentiator is the </w:t>
-      </w:r>
-    </w:p>
-    <w:p>
-      <w:pPr>
-        <w:spacing w:line="360" w:lineRule="auto"/>
-        <w:rPr>
-          <w:color w:val="000000" w:themeColor="text1"/>
-          <w:sz w:val="28"/>
-          <w:szCs w:val="28"/>
-          <w:lang w:bidi="ar-EG"/>
-        </w:rPr>
-      </w:pPr>
-      <w:r>
-        <w:rPr>
-          <w:color w:val="000000" w:themeColor="text1"/>
-          <w:sz w:val="28"/>
-          <w:szCs w:val="28"/>
-          <w:lang w:bidi="ar-EG"/>
-        </w:rPr>
-        <w:t>Sports Community Platform</w:t>
-      </w:r>
-      <w:r>
-        <w:rPr>
-          <w:color w:val="000000" w:themeColor="text1"/>
-          <w:sz w:val="28"/>
-          <w:szCs w:val="28"/>
-          <w:vertAlign w:val="superscript"/>
-          <w:lang w:bidi="ar-EG"/>
-        </w:rPr>
-        <w:t>12</w:t>
-      </w:r>
-      <w:r>
-        <w:rPr>
-          <w:color w:val="000000" w:themeColor="text1"/>
-          <w:sz w:val="28"/>
-          <w:szCs w:val="28"/>
-          <w:lang w:bidi="ar-EG"/>
-        </w:rPr>
-        <w:t xml:space="preserve">. Features like the </w:t>
-      </w:r>
-    </w:p>
-    <w:p>
-      <w:pPr>
-        <w:spacing w:line="360" w:lineRule="auto"/>
-        <w:rPr>
-          <w:color w:val="000000" w:themeColor="text1"/>
-          <w:sz w:val="28"/>
-          <w:szCs w:val="28"/>
-          <w:lang w:bidi="ar-EG"/>
-        </w:rPr>
-      </w:pPr>
-      <w:r>
-        <w:rPr>
-          <w:color w:val="000000" w:themeColor="text1"/>
-          <w:sz w:val="28"/>
-          <w:szCs w:val="28"/>
-          <w:lang w:bidi="ar-EG"/>
-        </w:rPr>
         <w:t xml:space="preserve">Player Finder </w:t>
       </w:r>
       <w:r>
@@ -2583,7 +3114,6 @@
           <w:szCs w:val="28"/>
           <w:lang w:bidi="ar-EG"/>
         </w:rPr>
-        <w:lastRenderedPageBreak/>
         <w:t xml:space="preserve">Future revenue from an integrated e-commerce store for sports equipment </w:t>
       </w:r>
       <w:r>
@@ -2647,7 +3177,7 @@
           <w:lang w:bidi="ar-EG"/>
         </w:rPr>
         <w:pict w14:anchorId="79E58E41">
-          <v:rect id="_x0000_i1057" style="width:0;height:1.5pt" o:hralign="center" o:hrstd="t" o:hrnoshade="t" o:hr="t" fillcolor="#1b1c1d" stroked="f"/>
+          <v:rect id="_x0000_i1027" style="width:0;height:1.5pt" o:hralign="center" o:hrstd="t" o:hrnoshade="t" o:hr="t" fillcolor="#1b1c1d" stroked="f"/>
         </w:pict>
       </w:r>
     </w:p>
@@ -2859,6 +3389,7 @@
           <w:szCs w:val="28"/>
           <w:lang w:bidi="ar-EG"/>
         </w:rPr>
+        <w:lastRenderedPageBreak/>
         <w:t>Community &amp; Social Features:</w:t>
       </w:r>
     </w:p>
@@ -2995,7 +3526,6 @@
           <w:szCs w:val="28"/>
           <w:lang w:bidi="ar-EG"/>
         </w:rPr>
-        <w:lastRenderedPageBreak/>
         <w:t xml:space="preserve">Direct Player-Owner Chat: </w:t>
       </w:r>
       <w:r>
@@ -3373,6 +3903,7 @@
           <w:szCs w:val="28"/>
           <w:lang w:bidi="ar-EG"/>
         </w:rPr>
+        <w:lastRenderedPageBreak/>
         <w:t xml:space="preserve">Secure Sign-In: </w:t>
       </w:r>
       <w:r>
@@ -3590,7 +4121,6 @@
           <w:szCs w:val="28"/>
           <w:lang w:bidi="ar-EG"/>
         </w:rPr>
-        <w:lastRenderedPageBreak/>
         <w:t>Business Intelligence Suite (Premium Features)</w:t>
       </w:r>
       <w:r>
@@ -3854,6 +4384,7 @@
           <w:szCs w:val="28"/>
           <w:lang w:bidi="ar-EG"/>
         </w:rPr>
+        <w:lastRenderedPageBreak/>
         <w:t xml:space="preserve">Instant Cancellation Notifications: </w:t>
       </w:r>
       <w:r>
@@ -4037,7 +4568,7 @@
           <w:lang w:bidi="ar-EG"/>
         </w:rPr>
         <w:pict w14:anchorId="768F3B63">
-          <v:rect id="_x0000_i1058" style="width:0;height:1.5pt" o:hralign="center" o:hrstd="t" o:hrnoshade="t" o:hr="t" fillcolor="#1b1c1d" stroked="f"/>
+          <v:rect id="_x0000_i1028" style="width:0;height:1.5pt" o:hralign="center" o:hrstd="t" o:hrnoshade="t" o:hr="t" fillcolor="#1b1c1d" stroked="f"/>
         </w:pict>
       </w:r>
     </w:p>
@@ -4088,7 +4619,6 @@
           <w:szCs w:val="28"/>
           <w:lang w:bidi="ar-EG"/>
         </w:rPr>
-        <w:lastRenderedPageBreak/>
         <w:t>3. Market &amp; Competitive Landscape</w:t>
       </w:r>
     </w:p>
@@ -4301,6 +4831,7 @@
                 <w:szCs w:val="28"/>
                 <w:lang w:bidi="ar-EG"/>
               </w:rPr>
+              <w:lastRenderedPageBreak/>
               <w:t>Feature</w:t>
             </w:r>
           </w:p>
@@ -5243,7 +5774,6 @@
                 <w:szCs w:val="28"/>
                 <w:lang w:bidi="ar-EG"/>
               </w:rPr>
-              <w:lastRenderedPageBreak/>
               <w:t>Expanded Services</w:t>
             </w:r>
           </w:p>
@@ -5552,7 +6082,7 @@
           <w:lang w:bidi="ar-EG"/>
         </w:rPr>
         <w:pict w14:anchorId="6FE634D5">
-          <v:rect id="_x0000_i1059" style="width:0;height:1.5pt" o:hralign="center" o:hrstd="t" o:hrnoshade="t" o:hr="t" fillcolor="#1b1c1d" stroked="f"/>
+          <v:rect id="_x0000_i1029" style="width:0;height:1.5pt" o:hralign="center" o:hrstd="t" o:hrnoshade="t" o:hr="t" fillcolor="#1b1c1d" stroked="f"/>
         </w:pict>
       </w:r>
     </w:p>
@@ -5601,6 +6131,7 @@
           <w:szCs w:val="28"/>
           <w:lang w:bidi="ar-EG"/>
         </w:rPr>
+        <w:lastRenderedPageBreak/>
         <w:t>Our roadmap is designed for agile execution, focusing on delivering core value quickly while building towards our long-term vision.</w:t>
       </w:r>
     </w:p>
@@ -5829,7 +6360,6 @@
           <w:szCs w:val="28"/>
           <w:lang w:bidi="ar-EG"/>
         </w:rPr>
-        <w:lastRenderedPageBreak/>
         <w:t xml:space="preserve">Goal: </w:t>
       </w:r>
       <w:r>
@@ -6138,6 +6668,7 @@
           <w:szCs w:val="28"/>
           <w:lang w:bidi="ar-EG"/>
         </w:rPr>
+        <w:lastRenderedPageBreak/>
         <w:t>For the Tech Team - The Interesting Challenges:</w:t>
       </w:r>
     </w:p>
@@ -6297,7 +6828,6 @@
           <w:szCs w:val="28"/>
           <w:lang w:bidi="ar-EG"/>
         </w:rPr>
-        <w:lastRenderedPageBreak/>
         <w:t>Scalable, Multi-Tenant Architecture: Designing a cloud architecture that can securely serve players, venues, academies, and e-commerce customers with high availability.</w:t>
       </w:r>
     </w:p>
@@ -6626,14 +7156,14 @@
   <w:abstractNum w:abstractNumId="2" w15:restartNumberingAfterBreak="0">
     <w:nsid w:val="1BA12063"/>
     <w:multiLevelType w:val="hybridMultilevel"/>
-    <w:tmpl w:val="3134DD68"/>
+    <w:tmpl w:val="36CCAE06"/>
     <w:lvl w:ilvl="0" w:tplc="04090001">
       <w:start w:val="1"/>
       <w:numFmt w:val="bullet"/>
       <w:lvlText w:val=""/>
       <w:lvlJc w:val="left"/>
       <w:pPr>
-        <w:ind w:left="1080" w:hanging="360"/>
+        <w:ind w:left="1350" w:hanging="360"/>
       </w:pPr>
       <w:rPr>
         <w:rFonts w:ascii="Symbol" w:hAnsi="Symbol" w:hint="default"/>
@@ -6963,6 +7493,119 @@
     </w:lvl>
   </w:abstractNum>
   <w:abstractNum w:abstractNumId="5" w15:restartNumberingAfterBreak="0">
+    <w:nsid w:val="361E5D4D"/>
+    <w:multiLevelType w:val="hybridMultilevel"/>
+    <w:tmpl w:val="2CDEACA4"/>
+    <w:lvl w:ilvl="0" w:tplc="90C8AF4A">
+      <w:start w:val="1"/>
+      <w:numFmt w:val="decimal"/>
+      <w:lvlText w:val="%1."/>
+      <w:lvlJc w:val="left"/>
+      <w:pPr>
+        <w:tabs>
+          <w:tab w:val="num" w:pos="720"/>
+        </w:tabs>
+        <w:ind w:left="720" w:hanging="360"/>
+      </w:pPr>
+    </w:lvl>
+    <w:lvl w:ilvl="1" w:tplc="4208A7FE" w:tentative="1">
+      <w:start w:val="1"/>
+      <w:numFmt w:val="decimal"/>
+      <w:lvlText w:val="%2."/>
+      <w:lvlJc w:val="left"/>
+      <w:pPr>
+        <w:tabs>
+          <w:tab w:val="num" w:pos="1440"/>
+        </w:tabs>
+        <w:ind w:left="1440" w:hanging="360"/>
+      </w:pPr>
+    </w:lvl>
+    <w:lvl w:ilvl="2" w:tplc="569E6834" w:tentative="1">
+      <w:start w:val="1"/>
+      <w:numFmt w:val="decimal"/>
+      <w:lvlText w:val="%3."/>
+      <w:lvlJc w:val="left"/>
+      <w:pPr>
+        <w:tabs>
+          <w:tab w:val="num" w:pos="2160"/>
+        </w:tabs>
+        <w:ind w:left="2160" w:hanging="360"/>
+      </w:pPr>
+    </w:lvl>
+    <w:lvl w:ilvl="3" w:tplc="1D4E8906" w:tentative="1">
+      <w:start w:val="1"/>
+      <w:numFmt w:val="decimal"/>
+      <w:lvlText w:val="%4."/>
+      <w:lvlJc w:val="left"/>
+      <w:pPr>
+        <w:tabs>
+          <w:tab w:val="num" w:pos="2880"/>
+        </w:tabs>
+        <w:ind w:left="2880" w:hanging="360"/>
+      </w:pPr>
+    </w:lvl>
+    <w:lvl w:ilvl="4" w:tplc="3558DDB2" w:tentative="1">
+      <w:start w:val="1"/>
+      <w:numFmt w:val="decimal"/>
+      <w:lvlText w:val="%5."/>
+      <w:lvlJc w:val="left"/>
+      <w:pPr>
+        <w:tabs>
+          <w:tab w:val="num" w:pos="3600"/>
+        </w:tabs>
+        <w:ind w:left="3600" w:hanging="360"/>
+      </w:pPr>
+    </w:lvl>
+    <w:lvl w:ilvl="5" w:tplc="99086726" w:tentative="1">
+      <w:start w:val="1"/>
+      <w:numFmt w:val="decimal"/>
+      <w:lvlText w:val="%6."/>
+      <w:lvlJc w:val="left"/>
+      <w:pPr>
+        <w:tabs>
+          <w:tab w:val="num" w:pos="4320"/>
+        </w:tabs>
+        <w:ind w:left="4320" w:hanging="360"/>
+      </w:pPr>
+    </w:lvl>
+    <w:lvl w:ilvl="6" w:tplc="9DE28ED4" w:tentative="1">
+      <w:start w:val="1"/>
+      <w:numFmt w:val="decimal"/>
+      <w:lvlText w:val="%7."/>
+      <w:lvlJc w:val="left"/>
+      <w:pPr>
+        <w:tabs>
+          <w:tab w:val="num" w:pos="5040"/>
+        </w:tabs>
+        <w:ind w:left="5040" w:hanging="360"/>
+      </w:pPr>
+    </w:lvl>
+    <w:lvl w:ilvl="7" w:tplc="F53460C4" w:tentative="1">
+      <w:start w:val="1"/>
+      <w:numFmt w:val="decimal"/>
+      <w:lvlText w:val="%8."/>
+      <w:lvlJc w:val="left"/>
+      <w:pPr>
+        <w:tabs>
+          <w:tab w:val="num" w:pos="5760"/>
+        </w:tabs>
+        <w:ind w:left="5760" w:hanging="360"/>
+      </w:pPr>
+    </w:lvl>
+    <w:lvl w:ilvl="8" w:tplc="CBFAC164" w:tentative="1">
+      <w:start w:val="1"/>
+      <w:numFmt w:val="decimal"/>
+      <w:lvlText w:val="%9."/>
+      <w:lvlJc w:val="left"/>
+      <w:pPr>
+        <w:tabs>
+          <w:tab w:val="num" w:pos="6480"/>
+        </w:tabs>
+        <w:ind w:left="6480" w:hanging="360"/>
+      </w:pPr>
+    </w:lvl>
+  </w:abstractNum>
+  <w:abstractNum w:abstractNumId="6" w15:restartNumberingAfterBreak="0">
     <w:nsid w:val="5C0C0BCA"/>
     <w:multiLevelType w:val="multilevel"/>
     <w:tmpl w:val="F56CE0B4"/>
@@ -7111,7 +7754,120 @@
       </w:rPr>
     </w:lvl>
   </w:abstractNum>
-  <w:abstractNum w:abstractNumId="6" w15:restartNumberingAfterBreak="0">
+  <w:abstractNum w:abstractNumId="7" w15:restartNumberingAfterBreak="0">
+    <w:nsid w:val="6BBB408F"/>
+    <w:multiLevelType w:val="hybridMultilevel"/>
+    <w:tmpl w:val="E362B160"/>
+    <w:lvl w:ilvl="0" w:tplc="47029812">
+      <w:start w:val="1"/>
+      <w:numFmt w:val="decimal"/>
+      <w:lvlText w:val="%1."/>
+      <w:lvlJc w:val="left"/>
+      <w:pPr>
+        <w:tabs>
+          <w:tab w:val="num" w:pos="720"/>
+        </w:tabs>
+        <w:ind w:left="720" w:hanging="360"/>
+      </w:pPr>
+    </w:lvl>
+    <w:lvl w:ilvl="1" w:tplc="738EA3BE" w:tentative="1">
+      <w:start w:val="1"/>
+      <w:numFmt w:val="decimal"/>
+      <w:lvlText w:val="%2."/>
+      <w:lvlJc w:val="left"/>
+      <w:pPr>
+        <w:tabs>
+          <w:tab w:val="num" w:pos="1440"/>
+        </w:tabs>
+        <w:ind w:left="1440" w:hanging="360"/>
+      </w:pPr>
+    </w:lvl>
+    <w:lvl w:ilvl="2" w:tplc="44F6FAD2" w:tentative="1">
+      <w:start w:val="1"/>
+      <w:numFmt w:val="decimal"/>
+      <w:lvlText w:val="%3."/>
+      <w:lvlJc w:val="left"/>
+      <w:pPr>
+        <w:tabs>
+          <w:tab w:val="num" w:pos="2160"/>
+        </w:tabs>
+        <w:ind w:left="2160" w:hanging="360"/>
+      </w:pPr>
+    </w:lvl>
+    <w:lvl w:ilvl="3" w:tplc="D4D0A884" w:tentative="1">
+      <w:start w:val="1"/>
+      <w:numFmt w:val="decimal"/>
+      <w:lvlText w:val="%4."/>
+      <w:lvlJc w:val="left"/>
+      <w:pPr>
+        <w:tabs>
+          <w:tab w:val="num" w:pos="2880"/>
+        </w:tabs>
+        <w:ind w:left="2880" w:hanging="360"/>
+      </w:pPr>
+    </w:lvl>
+    <w:lvl w:ilvl="4" w:tplc="663ED060" w:tentative="1">
+      <w:start w:val="1"/>
+      <w:numFmt w:val="decimal"/>
+      <w:lvlText w:val="%5."/>
+      <w:lvlJc w:val="left"/>
+      <w:pPr>
+        <w:tabs>
+          <w:tab w:val="num" w:pos="3600"/>
+        </w:tabs>
+        <w:ind w:left="3600" w:hanging="360"/>
+      </w:pPr>
+    </w:lvl>
+    <w:lvl w:ilvl="5" w:tplc="79DC8808" w:tentative="1">
+      <w:start w:val="1"/>
+      <w:numFmt w:val="decimal"/>
+      <w:lvlText w:val="%6."/>
+      <w:lvlJc w:val="left"/>
+      <w:pPr>
+        <w:tabs>
+          <w:tab w:val="num" w:pos="4320"/>
+        </w:tabs>
+        <w:ind w:left="4320" w:hanging="360"/>
+      </w:pPr>
+    </w:lvl>
+    <w:lvl w:ilvl="6" w:tplc="2FD674A2" w:tentative="1">
+      <w:start w:val="1"/>
+      <w:numFmt w:val="decimal"/>
+      <w:lvlText w:val="%7."/>
+      <w:lvlJc w:val="left"/>
+      <w:pPr>
+        <w:tabs>
+          <w:tab w:val="num" w:pos="5040"/>
+        </w:tabs>
+        <w:ind w:left="5040" w:hanging="360"/>
+      </w:pPr>
+    </w:lvl>
+    <w:lvl w:ilvl="7" w:tplc="DC847140" w:tentative="1">
+      <w:start w:val="1"/>
+      <w:numFmt w:val="decimal"/>
+      <w:lvlText w:val="%8."/>
+      <w:lvlJc w:val="left"/>
+      <w:pPr>
+        <w:tabs>
+          <w:tab w:val="num" w:pos="5760"/>
+        </w:tabs>
+        <w:ind w:left="5760" w:hanging="360"/>
+      </w:pPr>
+    </w:lvl>
+    <w:lvl w:ilvl="8" w:tplc="370AF802" w:tentative="1">
+      <w:start w:val="1"/>
+      <w:numFmt w:val="decimal"/>
+      <w:lvlText w:val="%9."/>
+      <w:lvlJc w:val="left"/>
+      <w:pPr>
+        <w:tabs>
+          <w:tab w:val="num" w:pos="6480"/>
+        </w:tabs>
+        <w:ind w:left="6480" w:hanging="360"/>
+      </w:pPr>
+    </w:lvl>
+  </w:abstractNum>
+  <w:abstractNum w:abstractNumId="8" w15:restartNumberingAfterBreak="0">
     <w:nsid w:val="79864A05"/>
     <w:multiLevelType w:val="multilevel"/>
     <w:tmpl w:val="D5B07DBE"/>
@@ -7231,19 +7987,25 @@
     <w:abstractNumId w:val="2"/>
   </w:num>
   <w:num w:numId="3" w16cid:durableId="760830188">
-    <w:abstractNumId w:val="6"/>
+    <w:abstractNumId w:val="8"/>
   </w:num>
   <w:num w:numId="4" w16cid:durableId="654920437">
     <w:abstractNumId w:val="1"/>
   </w:num>
   <w:num w:numId="5" w16cid:durableId="2078742525">
-    <w:abstractNumId w:val="5"/>
+    <w:abstractNumId w:val="6"/>
   </w:num>
   <w:num w:numId="6" w16cid:durableId="1144741197">
     <w:abstractNumId w:val="0"/>
   </w:num>
   <w:num w:numId="7" w16cid:durableId="427432691">
     <w:abstractNumId w:val="3"/>
+  </w:num>
+  <w:num w:numId="8" w16cid:durableId="1630357216">
+    <w:abstractNumId w:val="5"/>
+  </w:num>
+  <w:num w:numId="9" w16cid:durableId="1975136779">
+    <w:abstractNumId w:val="7"/>
   </w:num>
 </w:numbering>
 </file>
